--- a/docs/M346/Spick-3.docx
+++ b/docs/M346/Spick-3.docx
@@ -7,25 +7,56 @@
         <w:pStyle w:val="berschrift1"/>
         <w:spacing w:before="0" w:after="0"/>
         <w:rPr>
+          <w:rFonts w:asciiTheme="minorHAnsi" w:hAnsiTheme="minorHAnsi"/>
           <w:sz w:val="18"/>
           <w:szCs w:val="18"/>
         </w:rPr>
       </w:pPr>
       <w:bookmarkStart w:id="0" w:name="cloud-servicemodelle-unterschiede"/>
-      <w:r>
-        <w:rPr>
-          <w:sz w:val="18"/>
-          <w:szCs w:val="18"/>
-        </w:rPr>
-        <w:t>Cld</w:t>
-      </w:r>
-      <w:r>
-        <w:rPr>
-          <w:sz w:val="18"/>
-          <w:szCs w:val="18"/>
-        </w:rPr>
-        <w:t>-Servicemodelle &amp; Unterschiede</w:t>
-      </w:r>
+      <w:proofErr w:type="spellStart"/>
+      <w:r>
+        <w:rPr>
+          <w:rFonts w:asciiTheme="minorHAnsi" w:hAnsiTheme="minorHAnsi"/>
+          <w:sz w:val="18"/>
+          <w:szCs w:val="18"/>
+        </w:rPr>
+        <w:t>Cld-Service</w:t>
+      </w:r>
+      <w:r>
+        <w:rPr>
+          <w:rFonts w:asciiTheme="minorHAnsi" w:hAnsiTheme="minorHAnsi"/>
+          <w:sz w:val="18"/>
+          <w:szCs w:val="18"/>
+        </w:rPr>
+        <w:t>mod</w:t>
+      </w:r>
+      <w:proofErr w:type="spellEnd"/>
+      <w:r>
+        <w:rPr>
+          <w:rFonts w:asciiTheme="minorHAnsi" w:hAnsiTheme="minorHAnsi"/>
+          <w:sz w:val="18"/>
+          <w:szCs w:val="18"/>
+        </w:rPr>
+        <w:t>.</w:t>
+      </w:r>
+      <w:r>
+        <w:rPr>
+          <w:rFonts w:asciiTheme="minorHAnsi" w:hAnsiTheme="minorHAnsi"/>
+          <w:sz w:val="18"/>
+          <w:szCs w:val="18"/>
+        </w:rPr>
+        <w:t xml:space="preserve"> &amp; </w:t>
+      </w:r>
+      <w:proofErr w:type="spellStart"/>
+      <w:r>
+        <w:rPr>
+          <w:rFonts w:asciiTheme="minorHAnsi" w:hAnsiTheme="minorHAnsi"/>
+          <w:sz w:val="18"/>
+          <w:szCs w:val="18"/>
+        </w:rPr>
+        <w:t>Unterschiede</w:t>
+      </w:r>
+      <w:proofErr w:type="spellEnd"/>
     </w:p>
     <w:tbl>
       <w:tblPr>
@@ -80,6 +111,7 @@
                 <w:szCs w:val="18"/>
               </w:rPr>
             </w:pPr>
+            <w:proofErr w:type="spellStart"/>
             <w:r>
               <w:rPr>
                 <w:sz w:val="18"/>
@@ -87,6 +119,7 @@
               </w:rPr>
               <w:t>Sicherheitsverantwortung</w:t>
             </w:r>
+            <w:proofErr w:type="spellEnd"/>
           </w:p>
         </w:tc>
         <w:tc>
@@ -102,6 +135,7 @@
                 <w:szCs w:val="18"/>
               </w:rPr>
             </w:pPr>
+            <w:proofErr w:type="spellStart"/>
             <w:r>
               <w:rPr>
                 <w:sz w:val="18"/>
@@ -109,6 +143,7 @@
               </w:rPr>
               <w:t>Kontrolltiefe</w:t>
             </w:r>
+            <w:proofErr w:type="spellEnd"/>
           </w:p>
         </w:tc>
         <w:tc>
@@ -124,12 +159,21 @@
                 <w:szCs w:val="18"/>
               </w:rPr>
             </w:pPr>
-            <w:r>
-              <w:rPr>
-                <w:sz w:val="18"/>
-                <w:szCs w:val="18"/>
-              </w:rPr>
-              <w:t>Schichten (Kunde)</w:t>
+            <w:proofErr w:type="spellStart"/>
+            <w:r>
+              <w:rPr>
+                <w:sz w:val="18"/>
+                <w:szCs w:val="18"/>
+              </w:rPr>
+              <w:t>Schichten</w:t>
+            </w:r>
+            <w:proofErr w:type="spellEnd"/>
+            <w:r>
+              <w:rPr>
+                <w:sz w:val="18"/>
+                <w:szCs w:val="18"/>
+              </w:rPr>
+              <w:t xml:space="preserve"> (Kunde)</w:t>
             </w:r>
           </w:p>
         </w:tc>
@@ -146,6 +190,7 @@
                 <w:szCs w:val="18"/>
               </w:rPr>
             </w:pPr>
+            <w:proofErr w:type="spellStart"/>
             <w:r>
               <w:rPr>
                 <w:sz w:val="18"/>
@@ -153,6 +198,7 @@
               </w:rPr>
               <w:t>Beispiele</w:t>
             </w:r>
+            <w:proofErr w:type="spellEnd"/>
           </w:p>
         </w:tc>
       </w:tr>
@@ -248,7 +294,23 @@
                 <w:sz w:val="18"/>
                 <w:szCs w:val="18"/>
               </w:rPr>
-              <w:t>App, Daten, Runtime, Middleware, OS.</w:t>
+              <w:t xml:space="preserve">App, </w:t>
+            </w:r>
+            <w:proofErr w:type="spellStart"/>
+            <w:r>
+              <w:rPr>
+                <w:sz w:val="18"/>
+                <w:szCs w:val="18"/>
+              </w:rPr>
+              <w:t>Daten</w:t>
+            </w:r>
+            <w:proofErr w:type="spellEnd"/>
+            <w:r>
+              <w:rPr>
+                <w:sz w:val="18"/>
+                <w:szCs w:val="18"/>
+              </w:rPr>
+              <w:t>, Runtime, Middleware, OS.</w:t>
             </w:r>
           </w:p>
         </w:tc>
@@ -320,7 +382,25 @@
                 <w:szCs w:val="18"/>
                 <w:lang w:val="de-CH"/>
               </w:rPr>
-              <w:t>Kunde: App, Daten; Provider: OS, Runtime, HW-Infrastruktur.</w:t>
+              <w:t xml:space="preserve">Kunde: App, Daten; Provider: OS, </w:t>
+            </w:r>
+            <w:proofErr w:type="spellStart"/>
+            <w:r>
+              <w:rPr>
+                <w:sz w:val="18"/>
+                <w:szCs w:val="18"/>
+                <w:lang w:val="de-CH"/>
+              </w:rPr>
+              <w:t>Runtime</w:t>
+            </w:r>
+            <w:proofErr w:type="spellEnd"/>
+            <w:r>
+              <w:rPr>
+                <w:sz w:val="18"/>
+                <w:szCs w:val="18"/>
+                <w:lang w:val="de-CH"/>
+              </w:rPr>
+              <w:t>, HW-Infrastruktur.</w:t>
             </w:r>
           </w:p>
         </w:tc>
@@ -366,7 +446,23 @@
                 <w:sz w:val="18"/>
                 <w:szCs w:val="18"/>
               </w:rPr>
-              <w:t>App, Daten.</w:t>
+              <w:t xml:space="preserve">App, </w:t>
+            </w:r>
+            <w:proofErr w:type="spellStart"/>
+            <w:r>
+              <w:rPr>
+                <w:sz w:val="18"/>
+                <w:szCs w:val="18"/>
+              </w:rPr>
+              <w:t>Daten</w:t>
+            </w:r>
+            <w:proofErr w:type="spellEnd"/>
+            <w:r>
+              <w:rPr>
+                <w:sz w:val="18"/>
+                <w:szCs w:val="18"/>
+              </w:rPr>
+              <w:t>.</w:t>
             </w:r>
           </w:p>
         </w:tc>
@@ -383,6 +479,7 @@
                 <w:szCs w:val="18"/>
               </w:rPr>
             </w:pPr>
+            <w:proofErr w:type="spellStart"/>
             <w:r>
               <w:rPr>
                 <w:sz w:val="18"/>
@@ -390,6 +487,7 @@
               </w:rPr>
               <w:t>Cld</w:t>
             </w:r>
+            <w:proofErr w:type="spellEnd"/>
             <w:r>
               <w:rPr>
                 <w:sz w:val="18"/>
@@ -472,7 +570,23 @@
                 <w:szCs w:val="18"/>
                 <w:lang w:val="de-CH"/>
               </w:rPr>
-              <w:t>Gering; nur Konfigurationen innerhalb der Applikation.</w:t>
+              <w:t xml:space="preserve">Gering; nur Konfigurationen innerhalb der </w:t>
+            </w:r>
+            <w:r>
+              <w:rPr>
+                <w:sz w:val="18"/>
+                <w:szCs w:val="18"/>
+                <w:lang w:val="de-CH"/>
+              </w:rPr>
+              <w:t>App</w:t>
+            </w:r>
+            <w:r>
+              <w:rPr>
+                <w:sz w:val="18"/>
+                <w:szCs w:val="18"/>
+                <w:lang w:val="de-CH"/>
+              </w:rPr>
+              <w:t>.</w:t>
             </w:r>
           </w:p>
         </w:tc>
@@ -524,28 +638,86 @@
     </w:tbl>
     <w:p>
       <w:pPr>
-        <w:pStyle w:val="berschrift1"/>
+        <w:pStyle w:val="Compact"/>
+        <w:numPr>
+          <w:ilvl w:val="0"/>
+          <w:numId w:val="2"/>
+        </w:numPr>
         <w:spacing w:before="0" w:after="0"/>
-        <w:rPr>
-          <w:sz w:val="18"/>
-          <w:szCs w:val="18"/>
+        <w:ind w:left="0" w:hanging="142"/>
+        <w:rPr>
+          <w:sz w:val="18"/>
+          <w:szCs w:val="18"/>
+          <w:lang w:val="de-CH"/>
         </w:rPr>
       </w:pPr>
       <w:bookmarkStart w:id="1" w:name="cloud-native-12-factor-app"/>
       <w:bookmarkEnd w:id="0"/>
-      <w:r>
-        <w:rPr>
-          <w:sz w:val="18"/>
-          <w:szCs w:val="18"/>
+      <w:proofErr w:type="spellStart"/>
+      <w:r>
+        <w:rPr>
+          <w:b/>
+          <w:bCs/>
+          <w:sz w:val="18"/>
+          <w:szCs w:val="18"/>
+          <w:lang w:val="de-CH"/>
         </w:rPr>
         <w:t>Cld</w:t>
       </w:r>
-      <w:r>
-        <w:rPr>
-          <w:sz w:val="18"/>
-          <w:szCs w:val="18"/>
-        </w:rPr>
-        <w:t xml:space="preserve"> Native &amp; 12-Factor App</w:t>
+      <w:proofErr w:type="spellEnd"/>
+      <w:r>
+        <w:rPr>
+          <w:b/>
+          <w:bCs/>
+          <w:sz w:val="18"/>
+          <w:szCs w:val="18"/>
+          <w:lang w:val="de-CH"/>
+        </w:rPr>
+        <w:t xml:space="preserve"> Native:</w:t>
+      </w:r>
+      <w:r>
+        <w:rPr>
+          <w:sz w:val="18"/>
+          <w:szCs w:val="18"/>
+          <w:lang w:val="de-CH"/>
+        </w:rPr>
+        <w:t xml:space="preserve"> App-Entwicklung optimiert für dynamische </w:t>
+      </w:r>
+      <w:proofErr w:type="spellStart"/>
+      <w:r>
+        <w:rPr>
+          <w:sz w:val="18"/>
+          <w:szCs w:val="18"/>
+          <w:lang w:val="de-CH"/>
+        </w:rPr>
+        <w:t>Cld</w:t>
+      </w:r>
+      <w:proofErr w:type="spellEnd"/>
+      <w:r>
+        <w:rPr>
+          <w:sz w:val="18"/>
+          <w:szCs w:val="18"/>
+          <w:lang w:val="de-CH"/>
+        </w:rPr>
+        <w:t xml:space="preserve">-Infrastrukturen (Microservices, </w:t>
+      </w:r>
+      <w:proofErr w:type="spellStart"/>
+      <w:r>
+        <w:rPr>
+          <w:sz w:val="18"/>
+          <w:szCs w:val="18"/>
+          <w:lang w:val="de-CH"/>
+        </w:rPr>
+        <w:t>Ctr</w:t>
+      </w:r>
+      <w:proofErr w:type="spellEnd"/>
+      <w:r>
+        <w:rPr>
+          <w:sz w:val="18"/>
+          <w:szCs w:val="18"/>
+          <w:lang w:val="de-CH"/>
+        </w:rPr>
+        <w:t>, CI/CD, automatische Orchestrierung).</w:t>
       </w:r>
     </w:p>
     <w:p>
@@ -556,7 +728,7 @@
           <w:numId w:val="2"/>
         </w:numPr>
         <w:spacing w:before="0" w:after="0"/>
-        <w:ind w:left="0" w:firstLine="0"/>
+        <w:ind w:left="-142" w:firstLine="0"/>
         <w:rPr>
           <w:sz w:val="18"/>
           <w:szCs w:val="18"/>
@@ -571,7 +743,7 @@
           <w:szCs w:val="18"/>
           <w:lang w:val="de-CH"/>
         </w:rPr>
-        <w:t>Cld</w:t>
+        <w:t>Nutzen (</w:t>
       </w:r>
       <w:r>
         <w:rPr>
@@ -581,64 +753,8 @@
           <w:szCs w:val="18"/>
           <w:lang w:val="de-CH"/>
         </w:rPr>
-        <w:t xml:space="preserve"> Native:</w:t>
-      </w:r>
-      <w:r>
-        <w:rPr>
-          <w:sz w:val="18"/>
-          <w:szCs w:val="18"/>
-          <w:lang w:val="de-CH"/>
-        </w:rPr>
-        <w:t xml:space="preserve"> App-Entwicklung optimiert für dynamische </w:t>
-      </w:r>
-      <w:r>
-        <w:rPr>
-          <w:sz w:val="18"/>
-          <w:szCs w:val="18"/>
-          <w:lang w:val="de-CH"/>
-        </w:rPr>
-        <w:t>Cld</w:t>
-      </w:r>
-      <w:r>
-        <w:rPr>
-          <w:sz w:val="18"/>
-          <w:szCs w:val="18"/>
-          <w:lang w:val="de-CH"/>
-        </w:rPr>
-        <w:t xml:space="preserve">-Infrastrukturen (Microservices, </w:t>
-      </w:r>
-      <w:r>
-        <w:rPr>
-          <w:sz w:val="18"/>
-          <w:szCs w:val="18"/>
-          <w:lang w:val="de-CH"/>
-        </w:rPr>
-        <w:t>Contnr</w:t>
-      </w:r>
-      <w:r>
-        <w:rPr>
-          <w:sz w:val="18"/>
-          <w:szCs w:val="18"/>
-          <w:lang w:val="de-CH"/>
-        </w:rPr>
-        <w:t>, CI/CD, automatische Orchestrierung).</w:t>
-      </w:r>
-    </w:p>
-    <w:p>
-      <w:pPr>
-        <w:pStyle w:val="Compact"/>
-        <w:numPr>
-          <w:ilvl w:val="0"/>
-          <w:numId w:val="2"/>
-        </w:numPr>
-        <w:spacing w:before="0" w:after="0"/>
-        <w:ind w:left="0" w:firstLine="0"/>
-        <w:rPr>
-          <w:sz w:val="18"/>
-          <w:szCs w:val="18"/>
-          <w:lang w:val="de-CH"/>
-        </w:rPr>
-      </w:pPr>
+        <w:t>TTM</w:t>
+      </w:r>
       <w:r>
         <w:rPr>
           <w:b/>
@@ -647,34 +763,35 @@
           <w:szCs w:val="18"/>
           <w:lang w:val="de-CH"/>
         </w:rPr>
-        <w:t>Nutzen (Time-to-Market):</w:t>
-      </w:r>
-      <w:r>
-        <w:rPr>
-          <w:sz w:val="18"/>
-          <w:szCs w:val="18"/>
-          <w:lang w:val="de-CH"/>
-        </w:rPr>
-        <w:t xml:space="preserve"> Kürzere Entwicklungszyklen durch unabhängiges Deployment, automatisierte Testpipelines und minimales Ausfallrisiko (schnelle Rollbacks).</w:t>
-      </w:r>
-    </w:p>
-    <w:p>
-      <w:pPr>
-        <w:pStyle w:val="berschrift3"/>
-        <w:spacing w:before="0" w:after="0"/>
-        <w:rPr>
-          <w:sz w:val="18"/>
-          <w:szCs w:val="18"/>
-        </w:rPr>
-      </w:pPr>
+        <w:t>):</w:t>
+      </w:r>
+      <w:r>
+        <w:rPr>
+          <w:sz w:val="18"/>
+          <w:szCs w:val="18"/>
+          <w:lang w:val="de-CH"/>
+        </w:rPr>
+        <w:t xml:space="preserve"> Kürzere Entwicklungszyklen durch unabhängiges </w:t>
+      </w:r>
+      <w:proofErr w:type="spellStart"/>
+      <w:r>
+        <w:rPr>
+          <w:sz w:val="18"/>
+          <w:szCs w:val="18"/>
+          <w:lang w:val="de-CH"/>
+        </w:rPr>
+        <w:t>Deployment</w:t>
+      </w:r>
+      <w:proofErr w:type="spellEnd"/>
+      <w:r>
+        <w:rPr>
+          <w:sz w:val="18"/>
+          <w:szCs w:val="18"/>
+          <w:lang w:val="de-CH"/>
+        </w:rPr>
+        <w:t>, automatisierte Testpipelines und minimales Ausfallrisiko (schnelle Rollbacks).</w:t>
+      </w:r>
       <w:bookmarkStart w:id="2" w:name="twelve-factor-app-principles"/>
-      <w:r>
-        <w:rPr>
-          <w:sz w:val="18"/>
-          <w:szCs w:val="18"/>
-        </w:rPr>
-        <w:t>Twelve-Factor App Principles</w:t>
-      </w:r>
     </w:p>
     <w:tbl>
       <w:tblPr>
@@ -749,12 +866,44 @@
                 <w:szCs w:val="18"/>
               </w:rPr>
             </w:pPr>
+            <w:proofErr w:type="spellStart"/>
             <w:r>
               <w:rPr>
                 <w:sz w:val="18"/>
                 <w:szCs w:val="18"/>
               </w:rPr>
               <w:t>Prinzip</w:t>
+            </w:r>
+            <w:proofErr w:type="spellEnd"/>
+            <w:r>
+              <w:rPr>
+                <w:sz w:val="18"/>
+                <w:szCs w:val="18"/>
+              </w:rPr>
+              <w:t xml:space="preserve">                                                                                                                                   </w:t>
+            </w:r>
+            <w:proofErr w:type="gramStart"/>
+            <w:r>
+              <w:rPr>
+                <w:sz w:val="18"/>
+                <w:szCs w:val="18"/>
+              </w:rPr>
+              <w:t xml:space="preserve">   (</w:t>
+            </w:r>
+            <w:proofErr w:type="gramEnd"/>
+            <w:r>
+              <w:rPr>
+                <w:sz w:val="18"/>
+                <w:szCs w:val="18"/>
+              </w:rPr>
+              <w:t>Twelve-Factor App Principles</w:t>
+            </w:r>
+            <w:r>
+              <w:rPr>
+                <w:sz w:val="18"/>
+                <w:szCs w:val="18"/>
+              </w:rPr>
+              <w:t>)</w:t>
             </w:r>
           </w:p>
         </w:tc>
@@ -831,7 +980,79 @@
                 <w:szCs w:val="18"/>
                 <w:lang w:val="de-CH"/>
               </w:rPr>
-              <w:t>Eine im Git verwaltete Codebasis für alle Deployments (Dev, Staging, Prod).</w:t>
+              <w:t xml:space="preserve">Eine im </w:t>
+            </w:r>
+            <w:proofErr w:type="spellStart"/>
+            <w:r>
+              <w:rPr>
+                <w:sz w:val="18"/>
+                <w:szCs w:val="18"/>
+                <w:lang w:val="de-CH"/>
+              </w:rPr>
+              <w:t>Git</w:t>
+            </w:r>
+            <w:proofErr w:type="spellEnd"/>
+            <w:r>
+              <w:rPr>
+                <w:sz w:val="18"/>
+                <w:szCs w:val="18"/>
+                <w:lang w:val="de-CH"/>
+              </w:rPr>
+              <w:t xml:space="preserve"> verwaltete Codebasis für alle </w:t>
+            </w:r>
+            <w:proofErr w:type="spellStart"/>
+            <w:r>
+              <w:rPr>
+                <w:sz w:val="18"/>
+                <w:szCs w:val="18"/>
+                <w:lang w:val="de-CH"/>
+              </w:rPr>
+              <w:t>Deployments</w:t>
+            </w:r>
+            <w:proofErr w:type="spellEnd"/>
+            <w:r>
+              <w:rPr>
+                <w:sz w:val="18"/>
+                <w:szCs w:val="18"/>
+                <w:lang w:val="de-CH"/>
+              </w:rPr>
+              <w:t xml:space="preserve"> (Dev, </w:t>
+            </w:r>
+            <w:proofErr w:type="spellStart"/>
+            <w:r>
+              <w:rPr>
+                <w:sz w:val="18"/>
+                <w:szCs w:val="18"/>
+                <w:lang w:val="de-CH"/>
+              </w:rPr>
+              <w:t>Staging</w:t>
+            </w:r>
+            <w:proofErr w:type="spellEnd"/>
+            <w:r>
+              <w:rPr>
+                <w:sz w:val="18"/>
+                <w:szCs w:val="18"/>
+                <w:lang w:val="de-CH"/>
+              </w:rPr>
+              <w:t xml:space="preserve">, </w:t>
+            </w:r>
+            <w:proofErr w:type="spellStart"/>
+            <w:r>
+              <w:rPr>
+                <w:sz w:val="18"/>
+                <w:szCs w:val="18"/>
+                <w:lang w:val="de-CH"/>
+              </w:rPr>
+              <w:t>Prod</w:t>
+            </w:r>
+            <w:proofErr w:type="spellEnd"/>
+            <w:r>
+              <w:rPr>
+                <w:sz w:val="18"/>
+                <w:szCs w:val="18"/>
+                <w:lang w:val="de-CH"/>
+              </w:rPr>
+              <w:t>).</w:t>
             </w:r>
           </w:p>
         </w:tc>
@@ -905,7 +1126,25 @@
                 <w:szCs w:val="18"/>
                 <w:lang w:val="de-CH"/>
               </w:rPr>
-              <w:t>Explizite Deklaration in Manifesten (package.json, pom.xml); keine globalen Tools voraussetzen.</w:t>
+              <w:t>Explizite Deklaration in Manifesten (</w:t>
+            </w:r>
+            <w:proofErr w:type="spellStart"/>
+            <w:r>
+              <w:rPr>
+                <w:sz w:val="18"/>
+                <w:szCs w:val="18"/>
+                <w:lang w:val="de-CH"/>
+              </w:rPr>
+              <w:t>package.json</w:t>
+            </w:r>
+            <w:proofErr w:type="spellEnd"/>
+            <w:r>
+              <w:rPr>
+                <w:sz w:val="18"/>
+                <w:szCs w:val="18"/>
+                <w:lang w:val="de-CH"/>
+              </w:rPr>
+              <w:t>, pom.xml); keine globalen Tools voraussetzen.</w:t>
             </w:r>
           </w:p>
         </w:tc>
@@ -982,7 +1221,25 @@
                 <w:szCs w:val="18"/>
                 <w:lang w:val="de-CH"/>
               </w:rPr>
-              <w:t>Umgebungsvariablen (ENV) strikt vom Code trennen; keine Geheimnisse im Git.</w:t>
+              <w:t xml:space="preserve">Umgebungsvariablen (ENV) strikt vom Code trennen; keine Geheimnisse im </w:t>
+            </w:r>
+            <w:proofErr w:type="spellStart"/>
+            <w:r>
+              <w:rPr>
+                <w:sz w:val="18"/>
+                <w:szCs w:val="18"/>
+                <w:lang w:val="de-CH"/>
+              </w:rPr>
+              <w:t>Git</w:t>
+            </w:r>
+            <w:proofErr w:type="spellEnd"/>
+            <w:r>
+              <w:rPr>
+                <w:sz w:val="18"/>
+                <w:szCs w:val="18"/>
+                <w:lang w:val="de-CH"/>
+              </w:rPr>
+              <w:t>.</w:t>
             </w:r>
           </w:p>
         </w:tc>
@@ -1133,7 +1390,43 @@
                 <w:szCs w:val="18"/>
                 <w:lang w:val="de-CH"/>
               </w:rPr>
-              <w:t>Strikte Trennung: Code kompilieren (Build), mit Config vereinen (Release), ausführen (Run).</w:t>
+              <w:t>Strikte Trennung: Code kompilieren (</w:t>
+            </w:r>
+            <w:proofErr w:type="spellStart"/>
+            <w:r>
+              <w:rPr>
+                <w:sz w:val="18"/>
+                <w:szCs w:val="18"/>
+                <w:lang w:val="de-CH"/>
+              </w:rPr>
+              <w:t>Build</w:t>
+            </w:r>
+            <w:proofErr w:type="spellEnd"/>
+            <w:r>
+              <w:rPr>
+                <w:sz w:val="18"/>
+                <w:szCs w:val="18"/>
+                <w:lang w:val="de-CH"/>
+              </w:rPr>
+              <w:t xml:space="preserve">), mit </w:t>
+            </w:r>
+            <w:proofErr w:type="spellStart"/>
+            <w:r>
+              <w:rPr>
+                <w:sz w:val="18"/>
+                <w:szCs w:val="18"/>
+                <w:lang w:val="de-CH"/>
+              </w:rPr>
+              <w:t>Config</w:t>
+            </w:r>
+            <w:proofErr w:type="spellEnd"/>
+            <w:r>
+              <w:rPr>
+                <w:sz w:val="18"/>
+                <w:szCs w:val="18"/>
+                <w:lang w:val="de-CH"/>
+              </w:rPr>
+              <w:t xml:space="preserve"> vereinen (Release), ausführen (Run).</w:t>
             </w:r>
           </w:p>
         </w:tc>
@@ -1207,7 +1500,25 @@
                 <w:szCs w:val="18"/>
                 <w:lang w:val="de-CH"/>
               </w:rPr>
-              <w:t>Prozesse sind zustandslos (stateless); flüchtiges Dateisystem; Daten extern persistieren.</w:t>
+              <w:t>Prozesse sind zustandslos (</w:t>
+            </w:r>
+            <w:proofErr w:type="spellStart"/>
+            <w:r>
+              <w:rPr>
+                <w:sz w:val="18"/>
+                <w:szCs w:val="18"/>
+                <w:lang w:val="de-CH"/>
+              </w:rPr>
+              <w:t>stateless</w:t>
+            </w:r>
+            <w:proofErr w:type="spellEnd"/>
+            <w:r>
+              <w:rPr>
+                <w:sz w:val="18"/>
+                <w:szCs w:val="18"/>
+                <w:lang w:val="de-CH"/>
+              </w:rPr>
+              <w:t>); flüchtiges Dateisystem; Daten extern persistieren.</w:t>
             </w:r>
           </w:p>
         </w:tc>
@@ -1360,14 +1671,16 @@
               </w:rPr>
               <w:t>Horizontale Skalierung durch das Hinzufügen weiterer Prozess-Instanzen (</w:t>
             </w:r>
-            <w:r>
-              <w:rPr>
-                <w:sz w:val="18"/>
-                <w:szCs w:val="18"/>
-                <w:lang w:val="de-CH"/>
-              </w:rPr>
-              <w:t>Contnr</w:t>
-            </w:r>
+            <w:proofErr w:type="spellStart"/>
+            <w:r>
+              <w:rPr>
+                <w:sz w:val="18"/>
+                <w:szCs w:val="18"/>
+                <w:lang w:val="de-CH"/>
+              </w:rPr>
+              <w:t>Ctr</w:t>
+            </w:r>
+            <w:proofErr w:type="spellEnd"/>
             <w:r>
               <w:rPr>
                 <w:sz w:val="18"/>
@@ -1451,7 +1764,25 @@
                 <w:szCs w:val="18"/>
                 <w:lang w:val="de-CH"/>
               </w:rPr>
-              <w:t>Schneller Start für Elastizität; sauberer Shutdown (Graceful Shutdown) bei Stopp-Signalen</w:t>
+              <w:t>Schneller Start für Elastizität; sauberer Shutdown (</w:t>
+            </w:r>
+            <w:proofErr w:type="spellStart"/>
+            <w:r>
+              <w:rPr>
+                <w:sz w:val="18"/>
+                <w:szCs w:val="18"/>
+                <w:lang w:val="de-CH"/>
+              </w:rPr>
+              <w:t>Graceful</w:t>
+            </w:r>
+            <w:proofErr w:type="spellEnd"/>
+            <w:r>
+              <w:rPr>
+                <w:sz w:val="18"/>
+                <w:szCs w:val="18"/>
+                <w:lang w:val="de-CH"/>
+              </w:rPr>
+              <w:t xml:space="preserve"> Shutdown) bei Stopp-Signalen</w:t>
             </w:r>
           </w:p>
         </w:tc>
@@ -1525,7 +1856,43 @@
                 <w:szCs w:val="18"/>
                 <w:lang w:val="de-CH"/>
               </w:rPr>
-              <w:t>Entwicklungs-, Staging- und Produktionsumgebungen technisch und versionell identisch halten.</w:t>
+              <w:t xml:space="preserve">Entwicklungs-, </w:t>
+            </w:r>
+            <w:proofErr w:type="spellStart"/>
+            <w:r>
+              <w:rPr>
+                <w:sz w:val="18"/>
+                <w:szCs w:val="18"/>
+                <w:lang w:val="de-CH"/>
+              </w:rPr>
+              <w:t>Staging</w:t>
+            </w:r>
+            <w:proofErr w:type="spellEnd"/>
+            <w:r>
+              <w:rPr>
+                <w:sz w:val="18"/>
+                <w:szCs w:val="18"/>
+                <w:lang w:val="de-CH"/>
+              </w:rPr>
+              <w:t xml:space="preserve">- und Produktionsumgebungen technisch und </w:t>
+            </w:r>
+            <w:proofErr w:type="spellStart"/>
+            <w:r>
+              <w:rPr>
+                <w:sz w:val="18"/>
+                <w:szCs w:val="18"/>
+                <w:lang w:val="de-CH"/>
+              </w:rPr>
+              <w:t>versionell</w:t>
+            </w:r>
+            <w:proofErr w:type="spellEnd"/>
+            <w:r>
+              <w:rPr>
+                <w:sz w:val="18"/>
+                <w:szCs w:val="18"/>
+                <w:lang w:val="de-CH"/>
+              </w:rPr>
+              <w:t xml:space="preserve"> identisch halten.</w:t>
             </w:r>
           </w:p>
         </w:tc>
@@ -1602,7 +1969,43 @@
                 <w:szCs w:val="18"/>
                 <w:lang w:val="de-CH"/>
               </w:rPr>
-              <w:t>Logs als Event-Stream nach stdout/stderr schreiben; Host leitet an Log-Aggregatoren weiter.</w:t>
+              <w:t xml:space="preserve">Logs als Event-Stream nach </w:t>
+            </w:r>
+            <w:proofErr w:type="spellStart"/>
+            <w:r>
+              <w:rPr>
+                <w:sz w:val="18"/>
+                <w:szCs w:val="18"/>
+                <w:lang w:val="de-CH"/>
+              </w:rPr>
+              <w:t>stdout</w:t>
+            </w:r>
+            <w:proofErr w:type="spellEnd"/>
+            <w:r>
+              <w:rPr>
+                <w:sz w:val="18"/>
+                <w:szCs w:val="18"/>
+                <w:lang w:val="de-CH"/>
+              </w:rPr>
+              <w:t>/</w:t>
+            </w:r>
+            <w:proofErr w:type="spellStart"/>
+            <w:r>
+              <w:rPr>
+                <w:sz w:val="18"/>
+                <w:szCs w:val="18"/>
+                <w:lang w:val="de-CH"/>
+              </w:rPr>
+              <w:t>stderr</w:t>
+            </w:r>
+            <w:proofErr w:type="spellEnd"/>
+            <w:r>
+              <w:rPr>
+                <w:sz w:val="18"/>
+                <w:szCs w:val="18"/>
+                <w:lang w:val="de-CH"/>
+              </w:rPr>
+              <w:t xml:space="preserve"> schreiben; Host leitet an Log-Aggregatoren weiter.</w:t>
             </w:r>
           </w:p>
         </w:tc>
@@ -1687,6 +2090,7 @@
         <w:pStyle w:val="berschrift1"/>
         <w:spacing w:before="0" w:after="0"/>
         <w:rPr>
+          <w:rFonts w:asciiTheme="minorHAnsi" w:hAnsiTheme="minorHAnsi"/>
           <w:sz w:val="18"/>
           <w:szCs w:val="18"/>
         </w:rPr>
@@ -1694,12 +2098,41 @@
       <w:bookmarkStart w:id="3" w:name="skalierung-verfügbarkeit-load-balancing"/>
       <w:bookmarkEnd w:id="1"/>
       <w:bookmarkEnd w:id="2"/>
-      <w:r>
-        <w:rPr>
-          <w:sz w:val="18"/>
-          <w:szCs w:val="18"/>
-        </w:rPr>
-        <w:t>Skalierung, Verfügbarkeit &amp; Load Balancing</w:t>
+      <w:proofErr w:type="spellStart"/>
+      <w:r>
+        <w:rPr>
+          <w:rFonts w:asciiTheme="minorHAnsi" w:hAnsiTheme="minorHAnsi"/>
+          <w:sz w:val="18"/>
+          <w:szCs w:val="18"/>
+        </w:rPr>
+        <w:t>Skalierung</w:t>
+      </w:r>
+      <w:proofErr w:type="spellEnd"/>
+      <w:r>
+        <w:rPr>
+          <w:rFonts w:asciiTheme="minorHAnsi" w:hAnsiTheme="minorHAnsi"/>
+          <w:sz w:val="18"/>
+          <w:szCs w:val="18"/>
+        </w:rPr>
+        <w:t xml:space="preserve">, </w:t>
+      </w:r>
+      <w:proofErr w:type="spellStart"/>
+      <w:r>
+        <w:rPr>
+          <w:rFonts w:asciiTheme="minorHAnsi" w:hAnsiTheme="minorHAnsi"/>
+          <w:sz w:val="18"/>
+          <w:szCs w:val="18"/>
+        </w:rPr>
+        <w:t>Verfügbarkeit</w:t>
+      </w:r>
+      <w:proofErr w:type="spellEnd"/>
+      <w:r>
+        <w:rPr>
+          <w:rFonts w:asciiTheme="minorHAnsi" w:hAnsiTheme="minorHAnsi"/>
+          <w:sz w:val="18"/>
+          <w:szCs w:val="18"/>
+        </w:rPr>
+        <w:t xml:space="preserve"> &amp; Load Balancing</w:t>
       </w:r>
     </w:p>
     <w:p>
@@ -1710,7 +2143,7 @@
           <w:numId w:val="3"/>
         </w:numPr>
         <w:spacing w:before="0" w:after="0"/>
-        <w:ind w:left="0" w:firstLine="0"/>
+        <w:ind w:left="0" w:hanging="142"/>
         <w:rPr>
           <w:sz w:val="18"/>
           <w:szCs w:val="18"/>
@@ -1725,7 +2158,29 @@
           <w:szCs w:val="18"/>
           <w:lang w:val="de-CH"/>
         </w:rPr>
-        <w:t>Zweck von Load Balancern:</w:t>
+        <w:t xml:space="preserve">Zweck von Load </w:t>
+      </w:r>
+      <w:proofErr w:type="spellStart"/>
+      <w:r>
+        <w:rPr>
+          <w:b/>
+          <w:bCs/>
+          <w:sz w:val="18"/>
+          <w:szCs w:val="18"/>
+          <w:lang w:val="de-CH"/>
+        </w:rPr>
+        <w:t>Balancern</w:t>
+      </w:r>
+      <w:proofErr w:type="spellEnd"/>
+      <w:r>
+        <w:rPr>
+          <w:b/>
+          <w:bCs/>
+          <w:sz w:val="18"/>
+          <w:szCs w:val="18"/>
+          <w:lang w:val="de-CH"/>
+        </w:rPr>
+        <w:t>:</w:t>
       </w:r>
       <w:r>
         <w:rPr>
@@ -1744,7 +2199,7 @@
           <w:numId w:val="3"/>
         </w:numPr>
         <w:spacing w:before="0" w:after="0"/>
-        <w:ind w:left="0" w:firstLine="0"/>
+        <w:ind w:left="0" w:hanging="142"/>
         <w:rPr>
           <w:sz w:val="18"/>
           <w:szCs w:val="18"/>
@@ -1767,26 +2222,27 @@
           <w:szCs w:val="18"/>
           <w:lang w:val="de-CH"/>
         </w:rPr>
-        <w:t xml:space="preserve"> Round Robin (abwechselnd), Weighted RR (nach Serverleistung), Source IP Hash (IP-Bindung an Server für Session-Persistenz), Least Connections (an Server mit wenigsten aktiven Verbindungen), Least Response Time (schnellste Antwortzeit).</w:t>
-      </w:r>
-    </w:p>
-    <w:p>
-      <w:pPr>
-        <w:pStyle w:val="berschrift3"/>
-        <w:spacing w:before="0" w:after="0"/>
-        <w:rPr>
-          <w:sz w:val="18"/>
-          <w:szCs w:val="18"/>
-        </w:rPr>
-      </w:pPr>
+        <w:t xml:space="preserve"> Round Robin (abwechselnd), </w:t>
+      </w:r>
+      <w:proofErr w:type="spellStart"/>
+      <w:r>
+        <w:rPr>
+          <w:sz w:val="18"/>
+          <w:szCs w:val="18"/>
+          <w:lang w:val="de-CH"/>
+        </w:rPr>
+        <w:t>Weighted</w:t>
+      </w:r>
+      <w:proofErr w:type="spellEnd"/>
+      <w:r>
+        <w:rPr>
+          <w:sz w:val="18"/>
+          <w:szCs w:val="18"/>
+          <w:lang w:val="de-CH"/>
+        </w:rPr>
+        <w:t xml:space="preserve"> RR (nach Serverleistung), Source IP Hash (IP-Bindung an Server für Session-Persistenz), Least Connections (an Server mit wenigsten aktiven Verbindungen), Least Response Time (schnellste Antwortzeit).</w:t>
+      </w:r>
       <w:bookmarkStart w:id="4" w:name="X098d2944144d610bd26cafbae6141e81812d643"/>
-      <w:r>
-        <w:rPr>
-          <w:sz w:val="18"/>
-          <w:szCs w:val="18"/>
-        </w:rPr>
-        <w:t>Network Load Balancer (L4) vs. Application Load Balancer (L7)</w:t>
-      </w:r>
     </w:p>
     <w:tbl>
       <w:tblPr>
@@ -1817,6 +2273,7 @@
                 <w:szCs w:val="18"/>
               </w:rPr>
             </w:pPr>
+            <w:proofErr w:type="spellStart"/>
             <w:r>
               <w:rPr>
                 <w:sz w:val="18"/>
@@ -1824,6 +2281,7 @@
               </w:rPr>
               <w:t>Merkmal</w:t>
             </w:r>
+            <w:proofErr w:type="spellEnd"/>
           </w:p>
         </w:tc>
         <w:tc>
@@ -1912,12 +2370,21 @@
                 <w:szCs w:val="18"/>
               </w:rPr>
             </w:pPr>
-            <w:r>
-              <w:rPr>
-                <w:sz w:val="18"/>
-                <w:szCs w:val="18"/>
-              </w:rPr>
-              <w:t>Schicht 4 (Transport-Ebene).</w:t>
+            <w:proofErr w:type="spellStart"/>
+            <w:r>
+              <w:rPr>
+                <w:sz w:val="18"/>
+                <w:szCs w:val="18"/>
+              </w:rPr>
+              <w:t>Schicht</w:t>
+            </w:r>
+            <w:proofErr w:type="spellEnd"/>
+            <w:r>
+              <w:rPr>
+                <w:sz w:val="18"/>
+                <w:szCs w:val="18"/>
+              </w:rPr>
+              <w:t xml:space="preserve"> 4 (Transport-Ebene).</w:t>
             </w:r>
           </w:p>
         </w:tc>
@@ -1934,12 +2401,35 @@
                 <w:szCs w:val="18"/>
               </w:rPr>
             </w:pPr>
-            <w:r>
-              <w:rPr>
-                <w:sz w:val="18"/>
-                <w:szCs w:val="18"/>
-              </w:rPr>
-              <w:t>Schicht 7 (Applikations-Ebene).</w:t>
+            <w:proofErr w:type="spellStart"/>
+            <w:r>
+              <w:rPr>
+                <w:sz w:val="18"/>
+                <w:szCs w:val="18"/>
+              </w:rPr>
+              <w:t>Schicht</w:t>
+            </w:r>
+            <w:proofErr w:type="spellEnd"/>
+            <w:r>
+              <w:rPr>
+                <w:sz w:val="18"/>
+                <w:szCs w:val="18"/>
+              </w:rPr>
+              <w:t xml:space="preserve"> 7 (</w:t>
+            </w:r>
+            <w:r>
+              <w:rPr>
+                <w:sz w:val="18"/>
+                <w:szCs w:val="18"/>
+              </w:rPr>
+              <w:t>App</w:t>
+            </w:r>
+            <w:r>
+              <w:rPr>
+                <w:sz w:val="18"/>
+                <w:szCs w:val="18"/>
+              </w:rPr>
+              <w:t>s-Ebene).</w:t>
             </w:r>
           </w:p>
         </w:tc>
@@ -2011,7 +2501,39 @@
                 <w:sz w:val="18"/>
                 <w:szCs w:val="18"/>
               </w:rPr>
-              <w:t>HTTP/HTTPS-Header, Cookies, URL-Pfade; inhaltsbasiertes Routing.</w:t>
+              <w:t>HTTP/HTTPS-Header, Cookies, URL-</w:t>
+            </w:r>
+            <w:proofErr w:type="spellStart"/>
+            <w:r>
+              <w:rPr>
+                <w:sz w:val="18"/>
+                <w:szCs w:val="18"/>
+              </w:rPr>
+              <w:t>Pfade</w:t>
+            </w:r>
+            <w:proofErr w:type="spellEnd"/>
+            <w:r>
+              <w:rPr>
+                <w:sz w:val="18"/>
+                <w:szCs w:val="18"/>
+              </w:rPr>
+              <w:t xml:space="preserve">; </w:t>
+            </w:r>
+            <w:proofErr w:type="spellStart"/>
+            <w:r>
+              <w:rPr>
+                <w:sz w:val="18"/>
+                <w:szCs w:val="18"/>
+              </w:rPr>
+              <w:t>inhaltsbasiertes</w:t>
+            </w:r>
+            <w:proofErr w:type="spellEnd"/>
+            <w:r>
+              <w:rPr>
+                <w:sz w:val="18"/>
+                <w:szCs w:val="18"/>
+              </w:rPr>
+              <w:t xml:space="preserve"> Routing.</w:t>
             </w:r>
           </w:p>
         </w:tc>
@@ -2064,7 +2586,25 @@
                 <w:szCs w:val="18"/>
                 <w:lang w:val="de-CH"/>
               </w:rPr>
-              <w:t>Ultra-hoch, sehr niedrige Latenz; verarbeitet Millionen Requests/s auf Transportebene.</w:t>
+              <w:t xml:space="preserve">Ultra-hoch, sehr niedrige Latenz; verarbeitet Millionen </w:t>
+            </w:r>
+            <w:proofErr w:type="spellStart"/>
+            <w:r>
+              <w:rPr>
+                <w:sz w:val="18"/>
+                <w:szCs w:val="18"/>
+                <w:lang w:val="de-CH"/>
+              </w:rPr>
+              <w:t>Requests</w:t>
+            </w:r>
+            <w:proofErr w:type="spellEnd"/>
+            <w:r>
+              <w:rPr>
+                <w:sz w:val="18"/>
+                <w:szCs w:val="18"/>
+                <w:lang w:val="de-CH"/>
+              </w:rPr>
+              <w:t>/s auf Transportebene.</w:t>
             </w:r>
           </w:p>
         </w:tc>
@@ -2162,7 +2702,25 @@
                 <w:szCs w:val="18"/>
                 <w:lang w:val="de-CH"/>
               </w:rPr>
-              <w:t>SSL/TLS-Terminierung; Sticky Cookies; pfad- und hostbasiertes Routing.</w:t>
+              <w:t xml:space="preserve">SSL/TLS-Terminierung; </w:t>
+            </w:r>
+            <w:proofErr w:type="spellStart"/>
+            <w:r>
+              <w:rPr>
+                <w:sz w:val="18"/>
+                <w:szCs w:val="18"/>
+                <w:lang w:val="de-CH"/>
+              </w:rPr>
+              <w:t>Sticky</w:t>
+            </w:r>
+            <w:proofErr w:type="spellEnd"/>
+            <w:r>
+              <w:rPr>
+                <w:sz w:val="18"/>
+                <w:szCs w:val="18"/>
+                <w:lang w:val="de-CH"/>
+              </w:rPr>
+              <w:t xml:space="preserve"> Cookies; pfad- und hostbasiertes Routing.</w:t>
             </w:r>
           </w:p>
         </w:tc>
@@ -2213,7 +2771,21 @@
                 <w:sz w:val="18"/>
                 <w:szCs w:val="18"/>
               </w:rPr>
-              <w:t>High-Performance TCP/UDP-Streaming; Datenbank-Cluster-Routing.</w:t>
+              <w:t xml:space="preserve">High-Performance TCP/UDP-Streaming; </w:t>
+            </w:r>
+            <w:r>
+              <w:rPr>
+                <w:sz w:val="18"/>
+                <w:szCs w:val="18"/>
+              </w:rPr>
+              <w:t>DB</w:t>
+            </w:r>
+            <w:r>
+              <w:rPr>
+                <w:sz w:val="18"/>
+                <w:szCs w:val="18"/>
+              </w:rPr>
+              <w:t>-Cluster-Routing.</w:t>
             </w:r>
           </w:p>
         </w:tc>
@@ -2235,16 +2807,104 @@
                 <w:sz w:val="18"/>
                 <w:szCs w:val="18"/>
               </w:rPr>
-              <w:t xml:space="preserve">Microservices-Architekturen; Web-Applikationen mit Pfad-Routings (z.B. </w:t>
+              <w:t>Microservices-</w:t>
+            </w:r>
+            <w:r>
+              <w:rPr>
+                <w:sz w:val="18"/>
+                <w:szCs w:val="18"/>
+              </w:rPr>
+              <w:t>Arch.</w:t>
+            </w:r>
+            <w:r>
+              <w:rPr>
+                <w:sz w:val="18"/>
+                <w:szCs w:val="18"/>
+              </w:rPr>
+              <w:t>; Web-</w:t>
+            </w:r>
+            <w:r>
+              <w:rPr>
+                <w:sz w:val="18"/>
+                <w:szCs w:val="18"/>
+              </w:rPr>
+              <w:t>App</w:t>
+            </w:r>
+            <w:r>
+              <w:rPr>
+                <w:sz w:val="18"/>
+                <w:szCs w:val="18"/>
+              </w:rPr>
+              <w:t xml:space="preserve"> </w:t>
+            </w:r>
+            <w:proofErr w:type="spellStart"/>
+            <w:r>
+              <w:rPr>
+                <w:sz w:val="18"/>
+                <w:szCs w:val="18"/>
+              </w:rPr>
+              <w:t>mit</w:t>
+            </w:r>
+            <w:proofErr w:type="spellEnd"/>
+            <w:r>
+              <w:rPr>
+                <w:sz w:val="18"/>
+                <w:szCs w:val="18"/>
+              </w:rPr>
+              <w:t xml:space="preserve"> </w:t>
+            </w:r>
+            <w:proofErr w:type="spellStart"/>
+            <w:r>
+              <w:rPr>
+                <w:sz w:val="18"/>
+                <w:szCs w:val="18"/>
+              </w:rPr>
+              <w:t>Pfad</w:t>
+            </w:r>
+            <w:proofErr w:type="spellEnd"/>
+            <w:r>
+              <w:rPr>
+                <w:sz w:val="18"/>
+                <w:szCs w:val="18"/>
+              </w:rPr>
+              <w:t>-Routings (</w:t>
+            </w:r>
+            <w:proofErr w:type="spellStart"/>
+            <w:r>
+              <w:rPr>
+                <w:sz w:val="18"/>
+                <w:szCs w:val="18"/>
+              </w:rPr>
+              <w:t>z.B.</w:t>
+            </w:r>
+            <w:proofErr w:type="spellEnd"/>
+            <w:r>
+              <w:rPr>
+                <w:sz w:val="18"/>
+                <w:szCs w:val="18"/>
+              </w:rPr>
+              <w:t xml:space="preserve"> </w:t>
             </w:r>
             <w:r>
               <w:rPr>
                 <w:rStyle w:val="VerbatimChar"/>
-                <w:sz w:val="18"/>
-                <w:szCs w:val="18"/>
-              </w:rPr>
-              <w:t>/api</w:t>
-            </w:r>
+                <w:rFonts w:asciiTheme="minorHAnsi" w:hAnsiTheme="minorHAnsi"/>
+                <w:sz w:val="18"/>
+                <w:szCs w:val="18"/>
+              </w:rPr>
+              <w:t>/</w:t>
+            </w:r>
+            <w:proofErr w:type="spellStart"/>
+            <w:r>
+              <w:rPr>
+                <w:rStyle w:val="VerbatimChar"/>
+                <w:rFonts w:asciiTheme="minorHAnsi" w:hAnsiTheme="minorHAnsi"/>
+                <w:sz w:val="18"/>
+                <w:szCs w:val="18"/>
+              </w:rPr>
+              <w:t>api</w:t>
+            </w:r>
+            <w:proofErr w:type="spellEnd"/>
             <w:r>
               <w:rPr>
                 <w:sz w:val="18"/>
@@ -2261,6 +2921,7 @@
         <w:pStyle w:val="berschrift1"/>
         <w:spacing w:before="0" w:after="0"/>
         <w:rPr>
+          <w:rFonts w:asciiTheme="minorHAnsi" w:hAnsiTheme="minorHAnsi"/>
           <w:sz w:val="18"/>
           <w:szCs w:val="18"/>
         </w:rPr>
@@ -2270,20 +2931,25 @@
       <w:bookmarkEnd w:id="4"/>
       <w:r>
         <w:rPr>
+          <w:rFonts w:asciiTheme="minorHAnsi" w:hAnsiTheme="minorHAnsi"/>
           <w:sz w:val="18"/>
           <w:szCs w:val="18"/>
         </w:rPr>
         <w:t xml:space="preserve">Hybrid </w:t>
       </w:r>
-      <w:r>
-        <w:rPr>
+      <w:proofErr w:type="spellStart"/>
+      <w:r>
+        <w:rPr>
+          <w:rFonts w:asciiTheme="minorHAnsi" w:hAnsiTheme="minorHAnsi"/>
           <w:sz w:val="18"/>
           <w:szCs w:val="18"/>
         </w:rPr>
         <w:t>Cld</w:t>
       </w:r>
-      <w:r>
-        <w:rPr>
+      <w:proofErr w:type="spellEnd"/>
+      <w:r>
+        <w:rPr>
+          <w:rFonts w:asciiTheme="minorHAnsi" w:hAnsiTheme="minorHAnsi"/>
           <w:sz w:val="18"/>
           <w:szCs w:val="18"/>
         </w:rPr>
@@ -2291,18 +2957,30 @@
       </w:r>
       <w:r>
         <w:rPr>
-          <w:sz w:val="18"/>
-          <w:szCs w:val="18"/>
-        </w:rPr>
-        <w:t>Contnr</w:t>
-      </w:r>
-      <w:r>
-        <w:rPr>
-          <w:sz w:val="18"/>
-          <w:szCs w:val="18"/>
-        </w:rPr>
-        <w:t>-Betrieb</w:t>
-      </w:r>
+          <w:rFonts w:asciiTheme="minorHAnsi" w:hAnsiTheme="minorHAnsi"/>
+          <w:sz w:val="18"/>
+          <w:szCs w:val="18"/>
+        </w:rPr>
+        <w:t>Ctr</w:t>
+      </w:r>
+      <w:r>
+        <w:rPr>
+          <w:rFonts w:asciiTheme="minorHAnsi" w:hAnsiTheme="minorHAnsi"/>
+          <w:sz w:val="18"/>
+          <w:szCs w:val="18"/>
+        </w:rPr>
+        <w:t>-</w:t>
+      </w:r>
+      <w:proofErr w:type="spellStart"/>
+      <w:r>
+        <w:rPr>
+          <w:rFonts w:asciiTheme="minorHAnsi" w:hAnsiTheme="minorHAnsi"/>
+          <w:sz w:val="18"/>
+          <w:szCs w:val="18"/>
+        </w:rPr>
+        <w:t>Betrieb</w:t>
+      </w:r>
+      <w:proofErr w:type="spellEnd"/>
     </w:p>
     <w:p>
       <w:pPr>
@@ -2312,7 +2990,7 @@
           <w:numId w:val="4"/>
         </w:numPr>
         <w:spacing w:before="0" w:after="0"/>
-        <w:ind w:left="0" w:firstLine="0"/>
+        <w:ind w:left="0" w:hanging="142"/>
         <w:rPr>
           <w:sz w:val="18"/>
           <w:szCs w:val="18"/>
@@ -2353,6 +3031,7 @@
         </w:rPr>
         <w:t xml:space="preserve">) und Public </w:t>
       </w:r>
+      <w:proofErr w:type="spellStart"/>
       <w:r>
         <w:rPr>
           <w:sz w:val="18"/>
@@ -2361,6 +3040,7 @@
         </w:rPr>
         <w:t>Cld</w:t>
       </w:r>
+      <w:proofErr w:type="spellEnd"/>
       <w:r>
         <w:rPr>
           <w:sz w:val="18"/>
@@ -2369,14 +3049,16 @@
         </w:rPr>
         <w:t xml:space="preserve">. </w:t>
       </w:r>
-      <w:r>
-        <w:rPr>
-          <w:sz w:val="18"/>
-          <w:szCs w:val="18"/>
-          <w:lang w:val="de-CH"/>
-        </w:rPr>
-        <w:t>Contnr</w:t>
-      </w:r>
+      <w:proofErr w:type="spellStart"/>
+      <w:r>
+        <w:rPr>
+          <w:sz w:val="18"/>
+          <w:szCs w:val="18"/>
+          <w:lang w:val="de-CH"/>
+        </w:rPr>
+        <w:t>Ctr</w:t>
+      </w:r>
+      <w:proofErr w:type="spellEnd"/>
       <w:r>
         <w:rPr>
           <w:sz w:val="18"/>
@@ -2399,8 +3081,43 @@
           <w:szCs w:val="18"/>
           <w:lang w:val="de-CH"/>
         </w:rPr>
-        <w:t xml:space="preserve">, Podman) kapseln Applikation und Abhängigkeiten. Dies sichert Portabilität und ermöglicht das Verschieben von Workloads zwischen lokaler Hardware und </w:t>
-      </w:r>
+        <w:t xml:space="preserve">, </w:t>
+      </w:r>
+      <w:proofErr w:type="spellStart"/>
+      <w:r>
+        <w:rPr>
+          <w:sz w:val="18"/>
+          <w:szCs w:val="18"/>
+          <w:lang w:val="de-CH"/>
+        </w:rPr>
+        <w:t>Podman</w:t>
+      </w:r>
+      <w:proofErr w:type="spellEnd"/>
+      <w:r>
+        <w:rPr>
+          <w:sz w:val="18"/>
+          <w:szCs w:val="18"/>
+          <w:lang w:val="de-CH"/>
+        </w:rPr>
+        <w:t xml:space="preserve">) kapseln </w:t>
+      </w:r>
+      <w:r>
+        <w:rPr>
+          <w:sz w:val="18"/>
+          <w:szCs w:val="18"/>
+          <w:lang w:val="de-CH"/>
+        </w:rPr>
+        <w:t>App</w:t>
+      </w:r>
+      <w:r>
+        <w:rPr>
+          <w:sz w:val="18"/>
+          <w:szCs w:val="18"/>
+          <w:lang w:val="de-CH"/>
+        </w:rPr>
+        <w:t xml:space="preserve"> und Abhängigkeiten. Dies sichert Portabilität und ermöglicht das Verschieben von Workloads zwischen lokaler Hardware und </w:t>
+      </w:r>
+      <w:proofErr w:type="spellStart"/>
       <w:r>
         <w:rPr>
           <w:sz w:val="18"/>
@@ -2409,6 +3126,7 @@
         </w:rPr>
         <w:t>Cld</w:t>
       </w:r>
+      <w:proofErr w:type="spellEnd"/>
       <w:r>
         <w:rPr>
           <w:sz w:val="18"/>
@@ -2417,6 +3135,7 @@
         </w:rPr>
         <w:t xml:space="preserve"> (z.B. </w:t>
       </w:r>
+      <w:proofErr w:type="spellStart"/>
       <w:r>
         <w:rPr>
           <w:sz w:val="18"/>
@@ -2431,7 +3150,16 @@
           <w:szCs w:val="18"/>
           <w:lang w:val="de-CH"/>
         </w:rPr>
-        <w:t>-Bursting bei Lastspitzen).</w:t>
+        <w:t>-Bursting</w:t>
+      </w:r>
+      <w:proofErr w:type="spellEnd"/>
+      <w:r>
+        <w:rPr>
+          <w:sz w:val="18"/>
+          <w:szCs w:val="18"/>
+          <w:lang w:val="de-CH"/>
+        </w:rPr>
+        <w:t xml:space="preserve"> bei Lastspitzen).</w:t>
       </w:r>
     </w:p>
     <w:p>
@@ -2442,7 +3170,7 @@
           <w:numId w:val="4"/>
         </w:numPr>
         <w:spacing w:before="0" w:after="0"/>
-        <w:ind w:left="0" w:firstLine="0"/>
+        <w:ind w:left="0" w:hanging="142"/>
         <w:rPr>
           <w:sz w:val="18"/>
           <w:szCs w:val="18"/>
@@ -2459,6 +3187,7 @@
         </w:rPr>
         <w:t xml:space="preserve">Vorteile selbst betrieben vs. Public </w:t>
       </w:r>
+      <w:proofErr w:type="spellStart"/>
       <w:r>
         <w:rPr>
           <w:b/>
@@ -2469,6 +3198,7 @@
         </w:rPr>
         <w:t>Cld</w:t>
       </w:r>
+      <w:proofErr w:type="spellEnd"/>
       <w:r>
         <w:rPr>
           <w:b/>
@@ -2487,38 +3217,7 @@
         </w:rPr>
         <w:t xml:space="preserve"> Datensouveränität (Einhaltung Schweizer DSG), kein Vendor Lock-in (einfacher Providerwechsel), feste Hardwarekosten statt variabler Pay-per-Use-Kosten bei hoher Dauerlast, feingranulare Kernel-/Netzwerkkontrolle.</w:t>
       </w:r>
-    </w:p>
-    <w:p>
-      <w:pPr>
-        <w:pStyle w:val="berschrift3"/>
-        <w:spacing w:before="0" w:after="0"/>
-        <w:rPr>
-          <w:sz w:val="18"/>
-          <w:szCs w:val="18"/>
-        </w:rPr>
-      </w:pPr>
       <w:bookmarkStart w:id="6" w:name="syntax-spickzettel-container-befehle"/>
-      <w:r>
-        <w:rPr>
-          <w:sz w:val="18"/>
-          <w:szCs w:val="18"/>
-        </w:rPr>
-        <w:t xml:space="preserve">Syntax-Spickzettel: </w:t>
-      </w:r>
-      <w:r>
-        <w:rPr>
-          <w:sz w:val="18"/>
-          <w:szCs w:val="18"/>
-        </w:rPr>
-        <w:t>Contnr</w:t>
-      </w:r>
-      <w:r>
-        <w:rPr>
-          <w:sz w:val="18"/>
-          <w:szCs w:val="18"/>
-        </w:rPr>
-        <w:t>-Befehle</w:t>
-      </w:r>
     </w:p>
     <w:tbl>
       <w:tblPr>
@@ -2529,8 +3228,8 @@
       </w:tblPr>
       <w:tblGrid>
         <w:gridCol w:w="1809"/>
-        <w:gridCol w:w="3261"/>
-        <w:gridCol w:w="6236"/>
+        <w:gridCol w:w="3828"/>
+        <w:gridCol w:w="5669"/>
       </w:tblGrid>
       <w:tr>
         <w:trPr>
@@ -2549,6 +3248,7 @@
                 <w:szCs w:val="18"/>
               </w:rPr>
             </w:pPr>
+            <w:proofErr w:type="spellStart"/>
             <w:r>
               <w:rPr>
                 <w:sz w:val="18"/>
@@ -2556,11 +3256,12 @@
               </w:rPr>
               <w:t>Befehl</w:t>
             </w:r>
-          </w:p>
-        </w:tc>
-        <w:tc>
-          <w:tcPr>
-            <w:tcW w:w="3261" w:type="dxa"/>
+            <w:proofErr w:type="spellEnd"/>
+          </w:p>
+        </w:tc>
+        <w:tc>
+          <w:tcPr>
+            <w:tcW w:w="3828" w:type="dxa"/>
           </w:tcPr>
           <w:p>
             <w:pPr>
@@ -2582,23 +3283,67 @@
         </w:tc>
         <w:tc>
           <w:tcPr>
-            <w:tcW w:w="6237" w:type="dxa"/>
-          </w:tcPr>
-          <w:p>
-            <w:pPr>
-              <w:pStyle w:val="Compact"/>
-              <w:spacing w:before="0" w:after="0"/>
-              <w:rPr>
-                <w:sz w:val="18"/>
-                <w:szCs w:val="18"/>
-              </w:rPr>
-            </w:pPr>
-            <w:r>
-              <w:rPr>
-                <w:sz w:val="18"/>
-                <w:szCs w:val="18"/>
+            <w:tcW w:w="5669" w:type="dxa"/>
+          </w:tcPr>
+          <w:p>
+            <w:pPr>
+              <w:pStyle w:val="Compact"/>
+              <w:spacing w:before="0" w:after="0"/>
+              <w:rPr>
+                <w:sz w:val="18"/>
+                <w:szCs w:val="18"/>
+                <w:lang w:val="de-CH"/>
+              </w:rPr>
+            </w:pPr>
+            <w:r>
+              <w:rPr>
+                <w:sz w:val="18"/>
+                <w:szCs w:val="18"/>
+                <w:lang w:val="de-CH"/>
               </w:rPr>
               <w:t>Flags / Parameter</w:t>
+            </w:r>
+            <w:r>
+              <w:rPr>
+                <w:sz w:val="18"/>
+                <w:szCs w:val="18"/>
+                <w:lang w:val="de-CH"/>
+              </w:rPr>
+              <w:t xml:space="preserve">                                    (</w:t>
+            </w:r>
+            <w:r>
+              <w:rPr>
+                <w:sz w:val="18"/>
+                <w:szCs w:val="18"/>
+                <w:lang w:val="de-CH"/>
+              </w:rPr>
+              <w:t xml:space="preserve">Syntax-Spickzettel: </w:t>
+            </w:r>
+            <w:proofErr w:type="spellStart"/>
+            <w:r>
+              <w:rPr>
+                <w:sz w:val="18"/>
+                <w:szCs w:val="18"/>
+                <w:lang w:val="de-CH"/>
+              </w:rPr>
+              <w:t>Ctr</w:t>
+            </w:r>
+            <w:proofErr w:type="spellEnd"/>
+            <w:r>
+              <w:rPr>
+                <w:sz w:val="18"/>
+                <w:szCs w:val="18"/>
+                <w:lang w:val="de-CH"/>
+              </w:rPr>
+              <w:t>-Befehle</w:t>
+            </w:r>
+            <w:r>
+              <w:rPr>
+                <w:sz w:val="18"/>
+                <w:szCs w:val="18"/>
+                <w:lang w:val="de-CH"/>
+              </w:rPr>
+              <w:t>)</w:t>
             </w:r>
           </w:p>
         </w:tc>
@@ -2623,109 +3368,129 @@
             <w:r>
               <w:rPr>
                 <w:rStyle w:val="VerbatimChar"/>
-                <w:sz w:val="18"/>
-                <w:szCs w:val="18"/>
-              </w:rPr>
-              <w:t>d</w:t>
-            </w:r>
+                <w:rFonts w:asciiTheme="minorHAnsi" w:hAnsiTheme="minorHAnsi"/>
+                <w:sz w:val="18"/>
+                <w:szCs w:val="18"/>
+              </w:rPr>
+              <w:t>d run</w:t>
+            </w:r>
+          </w:p>
+        </w:tc>
+        <w:tc>
+          <w:tcPr>
+            <w:tcW w:w="3828" w:type="dxa"/>
+          </w:tcPr>
+          <w:p>
+            <w:pPr>
+              <w:pStyle w:val="Compact"/>
+              <w:spacing w:before="0" w:after="0"/>
+              <w:rPr>
+                <w:sz w:val="18"/>
+                <w:szCs w:val="18"/>
+                <w:lang w:val="de-CH"/>
+              </w:rPr>
+            </w:pPr>
+            <w:proofErr w:type="spellStart"/>
+            <w:r>
+              <w:rPr>
+                <w:sz w:val="18"/>
+                <w:szCs w:val="18"/>
+                <w:lang w:val="de-CH"/>
+              </w:rPr>
+              <w:t>Ctr</w:t>
+            </w:r>
+            <w:proofErr w:type="spellEnd"/>
+            <w:r>
+              <w:rPr>
+                <w:sz w:val="18"/>
+                <w:szCs w:val="18"/>
+                <w:lang w:val="de-CH"/>
+              </w:rPr>
+              <w:t xml:space="preserve"> aus Image erstellen und.</w:t>
+            </w:r>
+          </w:p>
+        </w:tc>
+        <w:tc>
+          <w:tcPr>
+            <w:tcW w:w="5669" w:type="dxa"/>
+          </w:tcPr>
+          <w:p>
+            <w:pPr>
+              <w:pStyle w:val="Compact"/>
+              <w:spacing w:before="0" w:after="0"/>
+              <w:rPr>
+                <w:sz w:val="18"/>
+                <w:szCs w:val="18"/>
+                <w:lang w:val="de-CH"/>
+              </w:rPr>
+            </w:pPr>
             <w:r>
               <w:rPr>
                 <w:rStyle w:val="VerbatimChar"/>
-                <w:sz w:val="18"/>
-                <w:szCs w:val="18"/>
-              </w:rPr>
-              <w:t xml:space="preserve"> run</w:t>
-            </w:r>
-          </w:p>
-        </w:tc>
-        <w:tc>
-          <w:tcPr>
-            <w:tcW w:w="3261" w:type="dxa"/>
-          </w:tcPr>
-          <w:p>
-            <w:pPr>
-              <w:pStyle w:val="Compact"/>
-              <w:spacing w:before="0" w:after="0"/>
-              <w:rPr>
-                <w:sz w:val="18"/>
-                <w:szCs w:val="18"/>
-                <w:lang w:val="de-CH"/>
-              </w:rPr>
-            </w:pPr>
-            <w:r>
-              <w:rPr>
-                <w:sz w:val="18"/>
-                <w:szCs w:val="18"/>
-                <w:lang w:val="de-CH"/>
-              </w:rPr>
-              <w:t>Contnr</w:t>
-            </w:r>
-            <w:r>
-              <w:rPr>
-                <w:sz w:val="18"/>
-                <w:szCs w:val="18"/>
-                <w:lang w:val="de-CH"/>
-              </w:rPr>
-              <w:t xml:space="preserve"> aus Image erstellen und.</w:t>
-            </w:r>
-          </w:p>
-        </w:tc>
-        <w:tc>
-          <w:tcPr>
-            <w:tcW w:w="6237" w:type="dxa"/>
-          </w:tcPr>
-          <w:p>
-            <w:pPr>
-              <w:pStyle w:val="Compact"/>
-              <w:spacing w:before="0" w:after="0"/>
-              <w:rPr>
-                <w:sz w:val="18"/>
-                <w:szCs w:val="18"/>
-                <w:lang w:val="de-CH"/>
-              </w:rPr>
-            </w:pPr>
+                <w:rFonts w:asciiTheme="minorHAnsi" w:hAnsiTheme="minorHAnsi"/>
+                <w:sz w:val="18"/>
+                <w:szCs w:val="18"/>
+                <w:lang w:val="de-CH"/>
+              </w:rPr>
+              <w:t>-d</w:t>
+            </w:r>
+            <w:r>
+              <w:rPr>
+                <w:sz w:val="18"/>
+                <w:szCs w:val="18"/>
+                <w:lang w:val="de-CH"/>
+              </w:rPr>
+              <w:t xml:space="preserve"> (Hintergrund), </w:t>
+            </w:r>
             <w:r>
               <w:rPr>
                 <w:rStyle w:val="VerbatimChar"/>
-                <w:sz w:val="18"/>
-                <w:szCs w:val="18"/>
-                <w:lang w:val="de-CH"/>
-              </w:rPr>
-              <w:t>-d</w:t>
-            </w:r>
-            <w:r>
-              <w:rPr>
-                <w:sz w:val="18"/>
-                <w:szCs w:val="18"/>
-                <w:lang w:val="de-CH"/>
-              </w:rPr>
-              <w:t xml:space="preserve"> (Hintergrund), </w:t>
+                <w:rFonts w:asciiTheme="minorHAnsi" w:hAnsiTheme="minorHAnsi"/>
+                <w:sz w:val="18"/>
+                <w:szCs w:val="18"/>
+                <w:lang w:val="de-CH"/>
+              </w:rPr>
+              <w:t>-p 80:80</w:t>
+            </w:r>
+            <w:r>
+              <w:rPr>
+                <w:sz w:val="18"/>
+                <w:szCs w:val="18"/>
+                <w:lang w:val="de-CH"/>
+              </w:rPr>
+              <w:t xml:space="preserve"> (Port) </w:t>
             </w:r>
             <w:r>
               <w:rPr>
                 <w:rStyle w:val="VerbatimChar"/>
-                <w:sz w:val="18"/>
-                <w:szCs w:val="18"/>
-                <w:lang w:val="de-CH"/>
-              </w:rPr>
-              <w:t>-p 80:80</w:t>
-            </w:r>
-            <w:r>
-              <w:rPr>
-                <w:sz w:val="18"/>
-                <w:szCs w:val="18"/>
-                <w:lang w:val="de-CH"/>
-              </w:rPr>
-              <w:t xml:space="preserve"> (Port-Mapping), </w:t>
-            </w:r>
+                <w:rFonts w:asciiTheme="minorHAnsi" w:hAnsiTheme="minorHAnsi"/>
+                <w:sz w:val="18"/>
+                <w:szCs w:val="18"/>
+                <w:lang w:val="de-CH"/>
+              </w:rPr>
+              <w:t>--</w:t>
+            </w:r>
+            <w:proofErr w:type="spellStart"/>
             <w:r>
               <w:rPr>
                 <w:rStyle w:val="VerbatimChar"/>
-                <w:sz w:val="18"/>
-                <w:szCs w:val="18"/>
-                <w:lang w:val="de-CH"/>
-              </w:rPr>
-              <w:t>--name web</w:t>
+                <w:rFonts w:asciiTheme="minorHAnsi" w:hAnsiTheme="minorHAnsi"/>
+                <w:sz w:val="18"/>
+                <w:szCs w:val="18"/>
+                <w:lang w:val="de-CH"/>
+              </w:rPr>
+              <w:t>name</w:t>
+            </w:r>
+            <w:proofErr w:type="spellEnd"/>
+            <w:r>
+              <w:rPr>
+                <w:rStyle w:val="VerbatimChar"/>
+                <w:rFonts w:asciiTheme="minorHAnsi" w:hAnsiTheme="minorHAnsi"/>
+                <w:sz w:val="18"/>
+                <w:szCs w:val="18"/>
+                <w:lang w:val="de-CH"/>
+              </w:rPr>
+              <w:t xml:space="preserve"> web</w:t>
             </w:r>
             <w:r>
               <w:rPr>
@@ -2755,61 +3520,61 @@
             <w:r>
               <w:rPr>
                 <w:rStyle w:val="VerbatimChar"/>
-                <w:sz w:val="18"/>
-                <w:szCs w:val="18"/>
-              </w:rPr>
-              <w:t>d</w:t>
+                <w:rFonts w:asciiTheme="minorHAnsi" w:hAnsiTheme="minorHAnsi"/>
+                <w:sz w:val="18"/>
+                <w:szCs w:val="18"/>
+              </w:rPr>
+              <w:t>d stop / start</w:t>
+            </w:r>
+          </w:p>
+        </w:tc>
+        <w:tc>
+          <w:tcPr>
+            <w:tcW w:w="3828" w:type="dxa"/>
+          </w:tcPr>
+          <w:p>
+            <w:pPr>
+              <w:pStyle w:val="Compact"/>
+              <w:spacing w:before="0" w:after="0"/>
+              <w:rPr>
+                <w:sz w:val="18"/>
+                <w:szCs w:val="18"/>
+                <w:lang w:val="de-CH"/>
+              </w:rPr>
+            </w:pPr>
+            <w:r>
+              <w:rPr>
+                <w:sz w:val="18"/>
+                <w:szCs w:val="18"/>
+                <w:lang w:val="de-CH"/>
+              </w:rPr>
+              <w:t>Stoppt (</w:t>
             </w:r>
             <w:r>
               <w:rPr>
                 <w:rStyle w:val="VerbatimChar"/>
-                <w:sz w:val="18"/>
-                <w:szCs w:val="18"/>
-              </w:rPr>
-              <w:t xml:space="preserve"> stop / start</w:t>
-            </w:r>
-          </w:p>
-        </w:tc>
-        <w:tc>
-          <w:tcPr>
-            <w:tcW w:w="3261" w:type="dxa"/>
-          </w:tcPr>
-          <w:p>
-            <w:pPr>
-              <w:pStyle w:val="Compact"/>
-              <w:spacing w:before="0" w:after="0"/>
-              <w:rPr>
-                <w:sz w:val="18"/>
-                <w:szCs w:val="18"/>
-              </w:rPr>
-            </w:pPr>
-            <w:r>
-              <w:rPr>
-                <w:sz w:val="18"/>
-                <w:szCs w:val="18"/>
-              </w:rPr>
-              <w:t>Stoppt (</w:t>
+                <w:rFonts w:asciiTheme="minorHAnsi" w:hAnsiTheme="minorHAnsi"/>
+                <w:sz w:val="18"/>
+                <w:szCs w:val="18"/>
+                <w:lang w:val="de-CH"/>
+              </w:rPr>
+              <w:t>SIGTERM</w:t>
+            </w:r>
+            <w:r>
+              <w:rPr>
+                <w:sz w:val="18"/>
+                <w:szCs w:val="18"/>
+                <w:lang w:val="de-CH"/>
+              </w:rPr>
+              <w:t>/</w:t>
             </w:r>
             <w:r>
               <w:rPr>
                 <w:rStyle w:val="VerbatimChar"/>
-                <w:sz w:val="18"/>
-                <w:szCs w:val="18"/>
-              </w:rPr>
-              <w:t>SIGTERM</w:t>
-            </w:r>
-            <w:r>
-              <w:rPr>
-                <w:sz w:val="18"/>
-                <w:szCs w:val="18"/>
-              </w:rPr>
-              <w:t>/</w:t>
-            </w:r>
-            <w:r>
-              <w:rPr>
-                <w:rStyle w:val="VerbatimChar"/>
-                <w:sz w:val="18"/>
-                <w:szCs w:val="18"/>
+                <w:rFonts w:asciiTheme="minorHAnsi" w:hAnsiTheme="minorHAnsi"/>
+                <w:sz w:val="18"/>
+                <w:szCs w:val="18"/>
+                <w:lang w:val="de-CH"/>
               </w:rPr>
               <w:t>SIGKILL</w:t>
             </w:r>
@@ -2817,20 +3582,25 @@
               <w:rPr>
                 <w:sz w:val="18"/>
                 <w:szCs w:val="18"/>
+                <w:lang w:val="de-CH"/>
               </w:rPr>
               <w:t xml:space="preserve">) / startet </w:t>
             </w:r>
-            <w:r>
-              <w:rPr>
-                <w:sz w:val="18"/>
-                <w:szCs w:val="18"/>
-              </w:rPr>
-              <w:t>Contnr</w:t>
-            </w:r>
-            <w:r>
-              <w:rPr>
-                <w:sz w:val="18"/>
-                <w:szCs w:val="18"/>
+            <w:proofErr w:type="spellStart"/>
+            <w:r>
+              <w:rPr>
+                <w:sz w:val="18"/>
+                <w:szCs w:val="18"/>
+                <w:lang w:val="de-CH"/>
+              </w:rPr>
+              <w:t>Ctr</w:t>
+            </w:r>
+            <w:proofErr w:type="spellEnd"/>
+            <w:r>
+              <w:rPr>
+                <w:sz w:val="18"/>
+                <w:szCs w:val="18"/>
+                <w:lang w:val="de-CH"/>
               </w:rPr>
               <w:t>.</w:t>
             </w:r>
@@ -2838,30 +3608,46 @@
         </w:tc>
         <w:tc>
           <w:tcPr>
-            <w:tcW w:w="6237" w:type="dxa"/>
-          </w:tcPr>
-          <w:p>
-            <w:pPr>
-              <w:pStyle w:val="Compact"/>
-              <w:spacing w:before="0" w:after="0"/>
-              <w:rPr>
-                <w:sz w:val="18"/>
-                <w:szCs w:val="18"/>
-              </w:rPr>
-            </w:pPr>
-            <w:r>
-              <w:rPr>
-                <w:sz w:val="18"/>
-                <w:szCs w:val="18"/>
-              </w:rPr>
-              <w:t>Contnr</w:t>
-            </w:r>
-            <w:r>
-              <w:rPr>
-                <w:sz w:val="18"/>
-                <w:szCs w:val="18"/>
-              </w:rPr>
-              <w:t>-ID oder Name.</w:t>
+            <w:tcW w:w="5669" w:type="dxa"/>
+          </w:tcPr>
+          <w:p>
+            <w:pPr>
+              <w:pStyle w:val="Compact"/>
+              <w:spacing w:before="0" w:after="0"/>
+              <w:rPr>
+                <w:sz w:val="18"/>
+                <w:szCs w:val="18"/>
+              </w:rPr>
+            </w:pPr>
+            <w:r>
+              <w:rPr>
+                <w:sz w:val="18"/>
+                <w:szCs w:val="18"/>
+              </w:rPr>
+              <w:t>Ctr</w:t>
+            </w:r>
+            <w:r>
+              <w:rPr>
+                <w:sz w:val="18"/>
+                <w:szCs w:val="18"/>
+              </w:rPr>
+              <w:t xml:space="preserve">-ID </w:t>
+            </w:r>
+            <w:proofErr w:type="spellStart"/>
+            <w:r>
+              <w:rPr>
+                <w:sz w:val="18"/>
+                <w:szCs w:val="18"/>
+              </w:rPr>
+              <w:t>oder</w:t>
+            </w:r>
+            <w:proofErr w:type="spellEnd"/>
+            <w:r>
+              <w:rPr>
+                <w:sz w:val="18"/>
+                <w:szCs w:val="18"/>
+              </w:rPr>
+              <w:t xml:space="preserve"> Name.</w:t>
             </w:r>
           </w:p>
         </w:tc>
@@ -2886,47 +3672,76 @@
             <w:r>
               <w:rPr>
                 <w:rStyle w:val="VerbatimChar"/>
-                <w:sz w:val="18"/>
-                <w:szCs w:val="18"/>
-              </w:rPr>
-              <w:t>d</w:t>
-            </w:r>
+                <w:rFonts w:asciiTheme="minorHAnsi" w:hAnsiTheme="minorHAnsi"/>
+                <w:sz w:val="18"/>
+                <w:szCs w:val="18"/>
+              </w:rPr>
+              <w:t xml:space="preserve">d </w:t>
+            </w:r>
+            <w:proofErr w:type="spellStart"/>
             <w:r>
               <w:rPr>
                 <w:rStyle w:val="VerbatimChar"/>
-                <w:sz w:val="18"/>
-                <w:szCs w:val="18"/>
-              </w:rPr>
-              <w:t xml:space="preserve"> ps</w:t>
-            </w:r>
-          </w:p>
-        </w:tc>
-        <w:tc>
-          <w:tcPr>
-            <w:tcW w:w="3261" w:type="dxa"/>
-          </w:tcPr>
-          <w:p>
-            <w:pPr>
-              <w:pStyle w:val="Compact"/>
-              <w:spacing w:before="0" w:after="0"/>
-              <w:rPr>
-                <w:sz w:val="18"/>
-                <w:szCs w:val="18"/>
-              </w:rPr>
-            </w:pPr>
-            <w:r>
-              <w:rPr>
-                <w:sz w:val="18"/>
-                <w:szCs w:val="18"/>
-              </w:rPr>
-              <w:t xml:space="preserve">Listet laufende </w:t>
-            </w:r>
-            <w:r>
-              <w:rPr>
-                <w:sz w:val="18"/>
-                <w:szCs w:val="18"/>
-              </w:rPr>
-              <w:t>Contnr</w:t>
+                <w:rFonts w:asciiTheme="minorHAnsi" w:hAnsiTheme="minorHAnsi"/>
+                <w:sz w:val="18"/>
+                <w:szCs w:val="18"/>
+              </w:rPr>
+              <w:t>ps</w:t>
+            </w:r>
+            <w:proofErr w:type="spellEnd"/>
+          </w:p>
+        </w:tc>
+        <w:tc>
+          <w:tcPr>
+            <w:tcW w:w="3828" w:type="dxa"/>
+          </w:tcPr>
+          <w:p>
+            <w:pPr>
+              <w:pStyle w:val="Compact"/>
+              <w:spacing w:before="0" w:after="0"/>
+              <w:rPr>
+                <w:sz w:val="18"/>
+                <w:szCs w:val="18"/>
+              </w:rPr>
+            </w:pPr>
+            <w:proofErr w:type="spellStart"/>
+            <w:r>
+              <w:rPr>
+                <w:sz w:val="18"/>
+                <w:szCs w:val="18"/>
+              </w:rPr>
+              <w:t>Listet</w:t>
+            </w:r>
+            <w:proofErr w:type="spellEnd"/>
+            <w:r>
+              <w:rPr>
+                <w:sz w:val="18"/>
+                <w:szCs w:val="18"/>
+              </w:rPr>
+              <w:t xml:space="preserve"> </w:t>
+            </w:r>
+            <w:proofErr w:type="spellStart"/>
+            <w:r>
+              <w:rPr>
+                <w:sz w:val="18"/>
+                <w:szCs w:val="18"/>
+              </w:rPr>
+              <w:t>laufende</w:t>
+            </w:r>
+            <w:proofErr w:type="spellEnd"/>
+            <w:r>
+              <w:rPr>
+                <w:sz w:val="18"/>
+                <w:szCs w:val="18"/>
+              </w:rPr>
+              <w:t xml:space="preserve"> </w:t>
+            </w:r>
+            <w:r>
+              <w:rPr>
+                <w:sz w:val="18"/>
+                <w:szCs w:val="18"/>
+              </w:rPr>
+              <w:t>Ctr</w:t>
             </w:r>
             <w:r>
               <w:rPr>
@@ -2939,7 +3754,7 @@
         </w:tc>
         <w:tc>
           <w:tcPr>
-            <w:tcW w:w="6237" w:type="dxa"/>
+            <w:tcW w:w="5669" w:type="dxa"/>
           </w:tcPr>
           <w:p>
             <w:pPr>
@@ -2954,6 +3769,7 @@
             <w:r>
               <w:rPr>
                 <w:rStyle w:val="VerbatimChar"/>
+                <w:rFonts w:asciiTheme="minorHAnsi" w:hAnsiTheme="minorHAnsi"/>
                 <w:sz w:val="18"/>
                 <w:szCs w:val="18"/>
                 <w:lang w:val="de-CH"/>
@@ -2968,14 +3784,16 @@
               </w:rPr>
               <w:t xml:space="preserve"> (zeigt auch gestoppte </w:t>
             </w:r>
-            <w:r>
-              <w:rPr>
-                <w:sz w:val="18"/>
-                <w:szCs w:val="18"/>
-                <w:lang w:val="de-CH"/>
-              </w:rPr>
-              <w:t>Contnr</w:t>
-            </w:r>
+            <w:proofErr w:type="spellStart"/>
+            <w:r>
+              <w:rPr>
+                <w:sz w:val="18"/>
+                <w:szCs w:val="18"/>
+                <w:lang w:val="de-CH"/>
+              </w:rPr>
+              <w:t>Ctr</w:t>
+            </w:r>
+            <w:proofErr w:type="spellEnd"/>
             <w:r>
               <w:rPr>
                 <w:sz w:val="18"/>
@@ -3004,62 +3822,74 @@
             <w:r>
               <w:rPr>
                 <w:rStyle w:val="VerbatimChar"/>
-                <w:sz w:val="18"/>
-                <w:szCs w:val="18"/>
-              </w:rPr>
-              <w:t>d</w:t>
-            </w:r>
+                <w:rFonts w:asciiTheme="minorHAnsi" w:hAnsiTheme="minorHAnsi"/>
+                <w:sz w:val="18"/>
+                <w:szCs w:val="18"/>
+              </w:rPr>
+              <w:t>d logs / stats</w:t>
+            </w:r>
+          </w:p>
+        </w:tc>
+        <w:tc>
+          <w:tcPr>
+            <w:tcW w:w="3828" w:type="dxa"/>
+          </w:tcPr>
+          <w:p>
+            <w:pPr>
+              <w:pStyle w:val="Compact"/>
+              <w:spacing w:before="0" w:after="0"/>
+              <w:rPr>
+                <w:sz w:val="18"/>
+                <w:szCs w:val="18"/>
+                <w:lang w:val="de-CH"/>
+              </w:rPr>
+            </w:pPr>
+            <w:r>
+              <w:rPr>
+                <w:sz w:val="18"/>
+                <w:szCs w:val="18"/>
+                <w:lang w:val="de-CH"/>
+              </w:rPr>
+              <w:t>Zeigt Log-Stream / Echtzeit-CPU-RAM-</w:t>
+            </w:r>
+            <w:proofErr w:type="spellStart"/>
+            <w:r>
+              <w:rPr>
+                <w:sz w:val="18"/>
+                <w:szCs w:val="18"/>
+                <w:lang w:val="de-CH"/>
+              </w:rPr>
+              <w:t>Usage</w:t>
+            </w:r>
+            <w:proofErr w:type="spellEnd"/>
+            <w:r>
+              <w:rPr>
+                <w:sz w:val="18"/>
+                <w:szCs w:val="18"/>
+                <w:lang w:val="de-CH"/>
+              </w:rPr>
+              <w:t>.</w:t>
+            </w:r>
+          </w:p>
+        </w:tc>
+        <w:tc>
+          <w:tcPr>
+            <w:tcW w:w="5669" w:type="dxa"/>
+          </w:tcPr>
+          <w:p>
+            <w:pPr>
+              <w:pStyle w:val="Compact"/>
+              <w:spacing w:before="0" w:after="0"/>
+              <w:rPr>
+                <w:sz w:val="18"/>
+                <w:szCs w:val="18"/>
+                <w:lang w:val="de-CH"/>
+              </w:rPr>
+            </w:pPr>
             <w:r>
               <w:rPr>
                 <w:rStyle w:val="VerbatimChar"/>
-                <w:sz w:val="18"/>
-                <w:szCs w:val="18"/>
-              </w:rPr>
-              <w:t xml:space="preserve"> logs / stats</w:t>
-            </w:r>
-          </w:p>
-        </w:tc>
-        <w:tc>
-          <w:tcPr>
-            <w:tcW w:w="3261" w:type="dxa"/>
-          </w:tcPr>
-          <w:p>
-            <w:pPr>
-              <w:pStyle w:val="Compact"/>
-              <w:spacing w:before="0" w:after="0"/>
-              <w:rPr>
-                <w:sz w:val="18"/>
-                <w:szCs w:val="18"/>
-                <w:lang w:val="de-CH"/>
-              </w:rPr>
-            </w:pPr>
-            <w:r>
-              <w:rPr>
-                <w:sz w:val="18"/>
-                <w:szCs w:val="18"/>
-                <w:lang w:val="de-CH"/>
-              </w:rPr>
-              <w:t>Zeigt Log-Stream / Echtzeit-CPU-RAM-Verbrauch.</w:t>
-            </w:r>
-          </w:p>
-        </w:tc>
-        <w:tc>
-          <w:tcPr>
-            <w:tcW w:w="6237" w:type="dxa"/>
-          </w:tcPr>
-          <w:p>
-            <w:pPr>
-              <w:pStyle w:val="Compact"/>
-              <w:spacing w:before="0" w:after="0"/>
-              <w:rPr>
-                <w:sz w:val="18"/>
-                <w:szCs w:val="18"/>
-                <w:lang w:val="de-CH"/>
-              </w:rPr>
-            </w:pPr>
-            <w:r>
-              <w:rPr>
-                <w:rStyle w:val="VerbatimChar"/>
+                <w:rFonts w:asciiTheme="minorHAnsi" w:hAnsiTheme="minorHAnsi"/>
                 <w:sz w:val="18"/>
                 <w:szCs w:val="18"/>
                 <w:lang w:val="de-CH"/>
@@ -3072,7 +3902,25 @@
                 <w:szCs w:val="18"/>
                 <w:lang w:val="de-CH"/>
               </w:rPr>
-              <w:t xml:space="preserve"> (folgt Log live), zeigt alle Contnr live.</w:t>
+              <w:t xml:space="preserve"> (folgt Log live), zeigt alle </w:t>
+            </w:r>
+            <w:proofErr w:type="spellStart"/>
+            <w:r>
+              <w:rPr>
+                <w:sz w:val="18"/>
+                <w:szCs w:val="18"/>
+                <w:lang w:val="de-CH"/>
+              </w:rPr>
+              <w:t>Ctr</w:t>
+            </w:r>
+            <w:proofErr w:type="spellEnd"/>
+            <w:r>
+              <w:rPr>
+                <w:sz w:val="18"/>
+                <w:szCs w:val="18"/>
+                <w:lang w:val="de-CH"/>
+              </w:rPr>
+              <w:t xml:space="preserve"> live.</w:t>
             </w:r>
           </w:p>
         </w:tc>
@@ -3097,74 +3945,93 @@
             <w:r>
               <w:rPr>
                 <w:rStyle w:val="VerbatimChar"/>
-                <w:sz w:val="18"/>
-                <w:szCs w:val="18"/>
-              </w:rPr>
-              <w:t>d</w:t>
-            </w:r>
+                <w:rFonts w:asciiTheme="minorHAnsi" w:hAnsiTheme="minorHAnsi"/>
+                <w:sz w:val="18"/>
+                <w:szCs w:val="18"/>
+              </w:rPr>
+              <w:t>d rm</w:t>
+            </w:r>
+          </w:p>
+        </w:tc>
+        <w:tc>
+          <w:tcPr>
+            <w:tcW w:w="3828" w:type="dxa"/>
+          </w:tcPr>
+          <w:p>
+            <w:pPr>
+              <w:pStyle w:val="Compact"/>
+              <w:spacing w:before="0" w:after="0"/>
+              <w:rPr>
+                <w:sz w:val="18"/>
+                <w:szCs w:val="18"/>
+              </w:rPr>
+            </w:pPr>
+            <w:proofErr w:type="spellStart"/>
+            <w:r>
+              <w:rPr>
+                <w:sz w:val="18"/>
+                <w:szCs w:val="18"/>
+              </w:rPr>
+              <w:t>Löscht</w:t>
+            </w:r>
+            <w:proofErr w:type="spellEnd"/>
+            <w:r>
+              <w:rPr>
+                <w:sz w:val="18"/>
+                <w:szCs w:val="18"/>
+              </w:rPr>
+              <w:t xml:space="preserve"> </w:t>
+            </w:r>
+            <w:proofErr w:type="spellStart"/>
+            <w:r>
+              <w:rPr>
+                <w:sz w:val="18"/>
+                <w:szCs w:val="18"/>
+              </w:rPr>
+              <w:t>gestoppten</w:t>
+            </w:r>
+            <w:proofErr w:type="spellEnd"/>
+            <w:r>
+              <w:rPr>
+                <w:sz w:val="18"/>
+                <w:szCs w:val="18"/>
+              </w:rPr>
+              <w:t xml:space="preserve"> </w:t>
+            </w:r>
+            <w:r>
+              <w:rPr>
+                <w:sz w:val="18"/>
+                <w:szCs w:val="18"/>
+              </w:rPr>
+              <w:t>Ctr</w:t>
+            </w:r>
+            <w:r>
+              <w:rPr>
+                <w:sz w:val="18"/>
+                <w:szCs w:val="18"/>
+              </w:rPr>
+              <w:t xml:space="preserve"> permanent.</w:t>
+            </w:r>
+          </w:p>
+        </w:tc>
+        <w:tc>
+          <w:tcPr>
+            <w:tcW w:w="5669" w:type="dxa"/>
+          </w:tcPr>
+          <w:p>
+            <w:pPr>
+              <w:pStyle w:val="Compact"/>
+              <w:spacing w:before="0" w:after="0"/>
+              <w:rPr>
+                <w:sz w:val="18"/>
+                <w:szCs w:val="18"/>
+                <w:lang w:val="de-CH"/>
+              </w:rPr>
+            </w:pPr>
             <w:r>
               <w:rPr>
                 <w:rStyle w:val="VerbatimChar"/>
-                <w:sz w:val="18"/>
-                <w:szCs w:val="18"/>
-              </w:rPr>
-              <w:t xml:space="preserve"> rm</w:t>
-            </w:r>
-          </w:p>
-        </w:tc>
-        <w:tc>
-          <w:tcPr>
-            <w:tcW w:w="3261" w:type="dxa"/>
-          </w:tcPr>
-          <w:p>
-            <w:pPr>
-              <w:pStyle w:val="Compact"/>
-              <w:spacing w:before="0" w:after="0"/>
-              <w:rPr>
-                <w:sz w:val="18"/>
-                <w:szCs w:val="18"/>
-              </w:rPr>
-            </w:pPr>
-            <w:r>
-              <w:rPr>
-                <w:sz w:val="18"/>
-                <w:szCs w:val="18"/>
-              </w:rPr>
-              <w:t xml:space="preserve">Löscht gestoppten </w:t>
-            </w:r>
-            <w:r>
-              <w:rPr>
-                <w:sz w:val="18"/>
-                <w:szCs w:val="18"/>
-              </w:rPr>
-              <w:t>Contnr</w:t>
-            </w:r>
-            <w:r>
-              <w:rPr>
-                <w:sz w:val="18"/>
-                <w:szCs w:val="18"/>
-              </w:rPr>
-              <w:t xml:space="preserve"> permanent.</w:t>
-            </w:r>
-          </w:p>
-        </w:tc>
-        <w:tc>
-          <w:tcPr>
-            <w:tcW w:w="6237" w:type="dxa"/>
-          </w:tcPr>
-          <w:p>
-            <w:pPr>
-              <w:pStyle w:val="Compact"/>
-              <w:spacing w:before="0" w:after="0"/>
-              <w:rPr>
-                <w:sz w:val="18"/>
-                <w:szCs w:val="18"/>
-                <w:lang w:val="de-CH"/>
-              </w:rPr>
-            </w:pPr>
-            <w:r>
-              <w:rPr>
-                <w:rStyle w:val="VerbatimChar"/>
+                <w:rFonts w:asciiTheme="minorHAnsi" w:hAnsiTheme="minorHAnsi"/>
                 <w:sz w:val="18"/>
                 <w:szCs w:val="18"/>
                 <w:lang w:val="de-CH"/>
@@ -3179,21 +4046,31 @@
               </w:rPr>
               <w:t xml:space="preserve"> (erzwingt Löschen eines laufenden </w:t>
             </w:r>
-            <w:r>
-              <w:rPr>
-                <w:sz w:val="18"/>
-                <w:szCs w:val="18"/>
-                <w:lang w:val="de-CH"/>
-              </w:rPr>
-              <w:t>Contnr</w:t>
-            </w:r>
-            <w:r>
-              <w:rPr>
-                <w:sz w:val="18"/>
-                <w:szCs w:val="18"/>
-                <w:lang w:val="de-CH"/>
-              </w:rPr>
-              <w:t>s).</w:t>
+            <w:proofErr w:type="spellStart"/>
+            <w:r>
+              <w:rPr>
+                <w:sz w:val="18"/>
+                <w:szCs w:val="18"/>
+                <w:lang w:val="de-CH"/>
+              </w:rPr>
+              <w:t>Ctr</w:t>
+            </w:r>
+            <w:r>
+              <w:rPr>
+                <w:sz w:val="18"/>
+                <w:szCs w:val="18"/>
+                <w:lang w:val="de-CH"/>
+              </w:rPr>
+              <w:t>s</w:t>
+            </w:r>
+            <w:proofErr w:type="spellEnd"/>
+            <w:r>
+              <w:rPr>
+                <w:sz w:val="18"/>
+                <w:szCs w:val="18"/>
+                <w:lang w:val="de-CH"/>
+              </w:rPr>
+              <w:t>).</w:t>
             </w:r>
           </w:p>
         </w:tc>
@@ -3215,94 +4092,74 @@
             <w:r>
               <w:rPr>
                 <w:rStyle w:val="VerbatimChar"/>
-                <w:sz w:val="18"/>
-                <w:szCs w:val="18"/>
-              </w:rPr>
-              <w:t>d</w:t>
-            </w:r>
+                <w:rFonts w:asciiTheme="minorHAnsi" w:hAnsiTheme="minorHAnsi"/>
+                <w:sz w:val="18"/>
+                <w:szCs w:val="18"/>
+              </w:rPr>
+              <w:t>d c up</w:t>
+            </w:r>
+          </w:p>
+        </w:tc>
+        <w:tc>
+          <w:tcPr>
+            <w:tcW w:w="3828" w:type="dxa"/>
+          </w:tcPr>
+          <w:p>
+            <w:pPr>
+              <w:pStyle w:val="Compact"/>
+              <w:spacing w:before="0" w:after="0"/>
+              <w:rPr>
+                <w:sz w:val="18"/>
+                <w:szCs w:val="18"/>
+                <w:lang w:val="de-CH"/>
+              </w:rPr>
+            </w:pPr>
+            <w:r>
+              <w:rPr>
+                <w:sz w:val="18"/>
+                <w:szCs w:val="18"/>
+                <w:lang w:val="de-CH"/>
+              </w:rPr>
+              <w:t>Baut/startet das gesamte Multi-</w:t>
+            </w:r>
+            <w:proofErr w:type="spellStart"/>
+            <w:r>
+              <w:rPr>
+                <w:sz w:val="18"/>
+                <w:szCs w:val="18"/>
+                <w:lang w:val="de-CH"/>
+              </w:rPr>
+              <w:t>Ctr</w:t>
+            </w:r>
+            <w:proofErr w:type="spellEnd"/>
+            <w:r>
+              <w:rPr>
+                <w:sz w:val="18"/>
+                <w:szCs w:val="18"/>
+                <w:lang w:val="de-CH"/>
+              </w:rPr>
+              <w:t>-Setup.</w:t>
+            </w:r>
+          </w:p>
+        </w:tc>
+        <w:tc>
+          <w:tcPr>
+            <w:tcW w:w="5669" w:type="dxa"/>
+          </w:tcPr>
+          <w:p>
+            <w:pPr>
+              <w:pStyle w:val="Compact"/>
+              <w:spacing w:before="0" w:after="0"/>
+              <w:rPr>
+                <w:sz w:val="18"/>
+                <w:szCs w:val="18"/>
+                <w:lang w:val="de-CH"/>
+              </w:rPr>
+            </w:pPr>
             <w:r>
               <w:rPr>
                 <w:rStyle w:val="VerbatimChar"/>
-                <w:sz w:val="18"/>
-                <w:szCs w:val="18"/>
-              </w:rPr>
-              <w:t xml:space="preserve"> </w:t>
-            </w:r>
-            <w:r>
-              <w:rPr>
-                <w:rStyle w:val="VerbatimChar"/>
-                <w:sz w:val="18"/>
-                <w:szCs w:val="18"/>
-              </w:rPr>
-              <w:t>c</w:t>
-            </w:r>
-            <w:r>
-              <w:rPr>
-                <w:rStyle w:val="VerbatimChar"/>
-                <w:sz w:val="18"/>
-                <w:szCs w:val="18"/>
-              </w:rPr>
-              <w:t xml:space="preserve"> up</w:t>
-            </w:r>
-          </w:p>
-        </w:tc>
-        <w:tc>
-          <w:tcPr>
-            <w:tcW w:w="3261" w:type="dxa"/>
-          </w:tcPr>
-          <w:p>
-            <w:pPr>
-              <w:pStyle w:val="Compact"/>
-              <w:spacing w:before="0" w:after="0"/>
-              <w:rPr>
-                <w:sz w:val="18"/>
-                <w:szCs w:val="18"/>
-                <w:lang w:val="de-CH"/>
-              </w:rPr>
-            </w:pPr>
-            <w:r>
-              <w:rPr>
-                <w:sz w:val="18"/>
-                <w:szCs w:val="18"/>
-                <w:lang w:val="de-CH"/>
-              </w:rPr>
-              <w:t>Baut/startet das gesamte Multi-</w:t>
-            </w:r>
-            <w:r>
-              <w:rPr>
-                <w:sz w:val="18"/>
-                <w:szCs w:val="18"/>
-                <w:lang w:val="de-CH"/>
-              </w:rPr>
-              <w:t>Contnr</w:t>
-            </w:r>
-            <w:r>
-              <w:rPr>
-                <w:sz w:val="18"/>
-                <w:szCs w:val="18"/>
-                <w:lang w:val="de-CH"/>
-              </w:rPr>
-              <w:t>-Setup.</w:t>
-            </w:r>
-          </w:p>
-        </w:tc>
-        <w:tc>
-          <w:tcPr>
-            <w:tcW w:w="6237" w:type="dxa"/>
-          </w:tcPr>
-          <w:p>
-            <w:pPr>
-              <w:pStyle w:val="Compact"/>
-              <w:spacing w:before="0" w:after="0"/>
-              <w:rPr>
-                <w:sz w:val="18"/>
-                <w:szCs w:val="18"/>
-                <w:lang w:val="de-CH"/>
-              </w:rPr>
-            </w:pPr>
-            <w:r>
-              <w:rPr>
-                <w:rStyle w:val="VerbatimChar"/>
+                <w:rFonts w:asciiTheme="minorHAnsi" w:hAnsiTheme="minorHAnsi"/>
                 <w:sz w:val="18"/>
                 <w:szCs w:val="18"/>
                 <w:lang w:val="de-CH"/>
@@ -3315,7 +4172,25 @@
                 <w:szCs w:val="18"/>
                 <w:lang w:val="de-CH"/>
               </w:rPr>
-              <w:t xml:space="preserve"> (startet im Hintergrund / detached).</w:t>
+              <w:t xml:space="preserve"> (startet im Hintergrund / </w:t>
+            </w:r>
+            <w:proofErr w:type="spellStart"/>
+            <w:r>
+              <w:rPr>
+                <w:sz w:val="18"/>
+                <w:szCs w:val="18"/>
+                <w:lang w:val="de-CH"/>
+              </w:rPr>
+              <w:t>detached</w:t>
+            </w:r>
+            <w:proofErr w:type="spellEnd"/>
+            <w:r>
+              <w:rPr>
+                <w:sz w:val="18"/>
+                <w:szCs w:val="18"/>
+                <w:lang w:val="de-CH"/>
+              </w:rPr>
+              <w:t>).</w:t>
             </w:r>
           </w:p>
         </w:tc>
@@ -3340,104 +4215,116 @@
             <w:r>
               <w:rPr>
                 <w:rStyle w:val="VerbatimChar"/>
-                <w:sz w:val="18"/>
-                <w:szCs w:val="18"/>
-              </w:rPr>
-              <w:t>d</w:t>
-            </w:r>
+                <w:rFonts w:asciiTheme="minorHAnsi" w:hAnsiTheme="minorHAnsi"/>
+                <w:sz w:val="18"/>
+                <w:szCs w:val="18"/>
+              </w:rPr>
+              <w:t>d c down</w:t>
+            </w:r>
+          </w:p>
+        </w:tc>
+        <w:tc>
+          <w:tcPr>
+            <w:tcW w:w="3828" w:type="dxa"/>
+          </w:tcPr>
+          <w:p>
+            <w:pPr>
+              <w:pStyle w:val="Compact"/>
+              <w:spacing w:before="0" w:after="0"/>
+              <w:rPr>
+                <w:sz w:val="18"/>
+                <w:szCs w:val="18"/>
+                <w:lang w:val="de-CH"/>
+              </w:rPr>
+            </w:pPr>
+            <w:r>
+              <w:rPr>
+                <w:sz w:val="18"/>
+                <w:szCs w:val="18"/>
+                <w:lang w:val="de-CH"/>
+              </w:rPr>
+              <w:t xml:space="preserve">Stoppt und entfernt </w:t>
+            </w:r>
+            <w:proofErr w:type="spellStart"/>
+            <w:r>
+              <w:rPr>
+                <w:sz w:val="18"/>
+                <w:szCs w:val="18"/>
+                <w:lang w:val="de-CH"/>
+              </w:rPr>
+              <w:t>Ctr</w:t>
+            </w:r>
+            <w:proofErr w:type="spellEnd"/>
+            <w:r>
+              <w:rPr>
+                <w:sz w:val="18"/>
+                <w:szCs w:val="18"/>
+                <w:lang w:val="de-CH"/>
+              </w:rPr>
+              <w:t xml:space="preserve"> sowie Netzwerke.</w:t>
+            </w:r>
+          </w:p>
+        </w:tc>
+        <w:tc>
+          <w:tcPr>
+            <w:tcW w:w="5669" w:type="dxa"/>
+          </w:tcPr>
+          <w:p>
+            <w:pPr>
+              <w:pStyle w:val="Compact"/>
+              <w:spacing w:before="0" w:after="0"/>
+              <w:rPr>
+                <w:sz w:val="18"/>
+                <w:szCs w:val="18"/>
+              </w:rPr>
+            </w:pPr>
             <w:r>
               <w:rPr>
                 <w:rStyle w:val="VerbatimChar"/>
+                <w:rFonts w:asciiTheme="minorHAnsi" w:hAnsiTheme="minorHAnsi"/>
+                <w:sz w:val="18"/>
+                <w:szCs w:val="18"/>
+              </w:rPr>
+              <w:t>-v</w:t>
+            </w:r>
+            <w:r>
+              <w:rPr>
+                <w:sz w:val="18"/>
+                <w:szCs w:val="18"/>
+              </w:rPr>
+              <w:t xml:space="preserve"> (</w:t>
+            </w:r>
+            <w:proofErr w:type="spellStart"/>
+            <w:r>
+              <w:rPr>
+                <w:sz w:val="18"/>
+                <w:szCs w:val="18"/>
+              </w:rPr>
+              <w:t>löscht</w:t>
+            </w:r>
+            <w:proofErr w:type="spellEnd"/>
+            <w:r>
+              <w:rPr>
                 <w:sz w:val="18"/>
                 <w:szCs w:val="18"/>
               </w:rPr>
               <w:t xml:space="preserve"> </w:t>
             </w:r>
-            <w:r>
-              <w:rPr>
-                <w:rStyle w:val="VerbatimChar"/>
-                <w:sz w:val="18"/>
-                <w:szCs w:val="18"/>
-              </w:rPr>
-              <w:t>c</w:t>
-            </w:r>
-            <w:r>
-              <w:rPr>
-                <w:rStyle w:val="VerbatimChar"/>
-                <w:sz w:val="18"/>
-                <w:szCs w:val="18"/>
-              </w:rPr>
-              <w:t xml:space="preserve"> down</w:t>
-            </w:r>
-          </w:p>
-        </w:tc>
-        <w:tc>
-          <w:tcPr>
-            <w:tcW w:w="3261" w:type="dxa"/>
-          </w:tcPr>
-          <w:p>
-            <w:pPr>
-              <w:pStyle w:val="Compact"/>
-              <w:spacing w:before="0" w:after="0"/>
-              <w:rPr>
-                <w:sz w:val="18"/>
-                <w:szCs w:val="18"/>
-                <w:lang w:val="de-CH"/>
-              </w:rPr>
-            </w:pPr>
-            <w:r>
-              <w:rPr>
-                <w:sz w:val="18"/>
-                <w:szCs w:val="18"/>
-                <w:lang w:val="de-CH"/>
-              </w:rPr>
-              <w:t xml:space="preserve">Stoppt und entfernt </w:t>
-            </w:r>
-            <w:r>
-              <w:rPr>
-                <w:sz w:val="18"/>
-                <w:szCs w:val="18"/>
-                <w:lang w:val="de-CH"/>
-              </w:rPr>
-              <w:t>Contnr</w:t>
-            </w:r>
-            <w:r>
-              <w:rPr>
-                <w:sz w:val="18"/>
-                <w:szCs w:val="18"/>
-                <w:lang w:val="de-CH"/>
-              </w:rPr>
-              <w:t xml:space="preserve"> sowie Netzwerke.</w:t>
-            </w:r>
-          </w:p>
-        </w:tc>
-        <w:tc>
-          <w:tcPr>
-            <w:tcW w:w="6237" w:type="dxa"/>
-          </w:tcPr>
-          <w:p>
-            <w:pPr>
-              <w:pStyle w:val="Compact"/>
-              <w:spacing w:before="0" w:after="0"/>
-              <w:rPr>
-                <w:sz w:val="18"/>
-                <w:szCs w:val="18"/>
-              </w:rPr>
-            </w:pPr>
-            <w:r>
-              <w:rPr>
-                <w:rStyle w:val="VerbatimChar"/>
-                <w:sz w:val="18"/>
-                <w:szCs w:val="18"/>
-              </w:rPr>
-              <w:t>-v</w:t>
-            </w:r>
-            <w:r>
-              <w:rPr>
-                <w:sz w:val="18"/>
-                <w:szCs w:val="18"/>
-              </w:rPr>
-              <w:t xml:space="preserve"> (löscht benannte Volumes permanent).</w:t>
+            <w:proofErr w:type="spellStart"/>
+            <w:r>
+              <w:rPr>
+                <w:sz w:val="18"/>
+                <w:szCs w:val="18"/>
+              </w:rPr>
+              <w:t>benannte</w:t>
+            </w:r>
+            <w:proofErr w:type="spellEnd"/>
+            <w:r>
+              <w:rPr>
+                <w:sz w:val="18"/>
+                <w:szCs w:val="18"/>
+              </w:rPr>
+              <w:t xml:space="preserve"> Volumes permanent).</w:t>
             </w:r>
           </w:p>
         </w:tc>
@@ -3459,72 +4346,69 @@
             <w:r>
               <w:rPr>
                 <w:rStyle w:val="VerbatimChar"/>
-                <w:sz w:val="18"/>
-                <w:szCs w:val="18"/>
-              </w:rPr>
-              <w:t>d</w:t>
-            </w:r>
-            <w:r>
-              <w:rPr>
-                <w:rStyle w:val="VerbatimChar"/>
-                <w:sz w:val="18"/>
-                <w:szCs w:val="18"/>
-              </w:rPr>
-              <w:t xml:space="preserve"> </w:t>
-            </w:r>
-            <w:r>
-              <w:rPr>
-                <w:rStyle w:val="VerbatimChar"/>
-                <w:sz w:val="18"/>
-                <w:szCs w:val="18"/>
-              </w:rPr>
-              <w:t>c</w:t>
-            </w:r>
-            <w:r>
-              <w:rPr>
-                <w:rStyle w:val="VerbatimChar"/>
-                <w:sz w:val="18"/>
-                <w:szCs w:val="18"/>
-              </w:rPr>
-              <w:t xml:space="preserve"> stop / start</w:t>
-            </w:r>
-          </w:p>
-        </w:tc>
-        <w:tc>
-          <w:tcPr>
-            <w:tcW w:w="3261" w:type="dxa"/>
-          </w:tcPr>
-          <w:p>
-            <w:pPr>
-              <w:pStyle w:val="Compact"/>
-              <w:spacing w:before="0" w:after="0"/>
-              <w:rPr>
-                <w:sz w:val="18"/>
-                <w:szCs w:val="18"/>
-                <w:lang w:val="de-CH"/>
-              </w:rPr>
-            </w:pPr>
-            <w:r>
-              <w:rPr>
-                <w:sz w:val="18"/>
-                <w:szCs w:val="18"/>
-                <w:lang w:val="de-CH"/>
-              </w:rPr>
-              <w:t>Stoppt / startet Contnr des Setups t</w:t>
-            </w:r>
-            <w:r>
-              <w:rPr>
-                <w:sz w:val="18"/>
-                <w:szCs w:val="18"/>
-                <w:lang w:val="de-CH"/>
-              </w:rPr>
-              <w:t>emp</w:t>
-            </w:r>
-          </w:p>
-        </w:tc>
-        <w:tc>
-          <w:tcPr>
-            <w:tcW w:w="6237" w:type="dxa"/>
+                <w:rFonts w:asciiTheme="minorHAnsi" w:hAnsiTheme="minorHAnsi"/>
+                <w:sz w:val="18"/>
+                <w:szCs w:val="18"/>
+              </w:rPr>
+              <w:t>d c stop / start</w:t>
+            </w:r>
+          </w:p>
+        </w:tc>
+        <w:tc>
+          <w:tcPr>
+            <w:tcW w:w="3828" w:type="dxa"/>
+          </w:tcPr>
+          <w:p>
+            <w:pPr>
+              <w:pStyle w:val="Compact"/>
+              <w:spacing w:before="0" w:after="0"/>
+              <w:rPr>
+                <w:sz w:val="18"/>
+                <w:szCs w:val="18"/>
+                <w:lang w:val="de-CH"/>
+              </w:rPr>
+            </w:pPr>
+            <w:r>
+              <w:rPr>
+                <w:sz w:val="18"/>
+                <w:szCs w:val="18"/>
+                <w:lang w:val="de-CH"/>
+              </w:rPr>
+              <w:t xml:space="preserve">Stoppt / startet </w:t>
+            </w:r>
+            <w:proofErr w:type="spellStart"/>
+            <w:r>
+              <w:rPr>
+                <w:sz w:val="18"/>
+                <w:szCs w:val="18"/>
+                <w:lang w:val="de-CH"/>
+              </w:rPr>
+              <w:t>Ctr</w:t>
+            </w:r>
+            <w:proofErr w:type="spellEnd"/>
+            <w:r>
+              <w:rPr>
+                <w:sz w:val="18"/>
+                <w:szCs w:val="18"/>
+                <w:lang w:val="de-CH"/>
+              </w:rPr>
+              <w:t xml:space="preserve"> des Setups </w:t>
+            </w:r>
+            <w:proofErr w:type="spellStart"/>
+            <w:r>
+              <w:rPr>
+                <w:sz w:val="18"/>
+                <w:szCs w:val="18"/>
+                <w:lang w:val="de-CH"/>
+              </w:rPr>
+              <w:t>temp</w:t>
+            </w:r>
+            <w:proofErr w:type="spellEnd"/>
+          </w:p>
+        </w:tc>
+        <w:tc>
+          <w:tcPr>
+            <w:tcW w:w="5669" w:type="dxa"/>
           </w:tcPr>
           <w:p>
             <w:pPr>
@@ -3544,14 +4428,16 @@
               </w:rPr>
               <w:t xml:space="preserve">Netzwerke und </w:t>
             </w:r>
-            <w:r>
-              <w:rPr>
-                <w:sz w:val="18"/>
-                <w:szCs w:val="18"/>
-                <w:lang w:val="de-CH"/>
-              </w:rPr>
-              <w:t>Contnr</w:t>
-            </w:r>
+            <w:proofErr w:type="spellStart"/>
+            <w:r>
+              <w:rPr>
+                <w:sz w:val="18"/>
+                <w:szCs w:val="18"/>
+                <w:lang w:val="de-CH"/>
+              </w:rPr>
+              <w:t>Ctr</w:t>
+            </w:r>
+            <w:proofErr w:type="spellEnd"/>
             <w:r>
               <w:rPr>
                 <w:sz w:val="18"/>
@@ -3569,6 +4455,7 @@
         <w:pStyle w:val="berschrift1"/>
         <w:spacing w:before="0" w:after="0"/>
         <w:rPr>
+          <w:rFonts w:asciiTheme="minorHAnsi" w:hAnsiTheme="minorHAnsi"/>
           <w:sz w:val="18"/>
           <w:szCs w:val="18"/>
         </w:rPr>
@@ -3576,56 +4463,34 @@
       <w:bookmarkStart w:id="7" w:name="sichere-anbindung"/>
       <w:bookmarkEnd w:id="5"/>
       <w:bookmarkEnd w:id="6"/>
-      <w:r>
-        <w:rPr>
-          <w:sz w:val="18"/>
-          <w:szCs w:val="18"/>
-        </w:rPr>
-        <w:lastRenderedPageBreak/>
-        <w:t>Sichere Anbindung</w:t>
-      </w:r>
-    </w:p>
-    <w:p>
-      <w:pPr>
-        <w:pStyle w:val="Compact"/>
-        <w:numPr>
-          <w:ilvl w:val="0"/>
-          <w:numId w:val="5"/>
-        </w:numPr>
-        <w:spacing w:before="0" w:after="0"/>
-        <w:ind w:left="0" w:firstLine="0"/>
-        <w:rPr>
-          <w:sz w:val="18"/>
-          <w:szCs w:val="18"/>
-        </w:rPr>
-      </w:pPr>
-      <w:r>
-        <w:rPr>
-          <w:b/>
-          <w:bCs/>
-          <w:sz w:val="18"/>
-          <w:szCs w:val="18"/>
-        </w:rPr>
-        <w:t xml:space="preserve">Standort-Verbindungen zur </w:t>
-      </w:r>
-      <w:r>
-        <w:rPr>
-          <w:b/>
-          <w:bCs/>
-          <w:sz w:val="18"/>
-          <w:szCs w:val="18"/>
-        </w:rPr>
-        <w:t>Cld</w:t>
-      </w:r>
-      <w:r>
-        <w:rPr>
-          <w:b/>
-          <w:bCs/>
-          <w:sz w:val="18"/>
-          <w:szCs w:val="18"/>
-        </w:rPr>
-        <w:t>:</w:t>
-      </w:r>
+      <w:proofErr w:type="spellStart"/>
+      <w:r>
+        <w:rPr>
+          <w:rFonts w:asciiTheme="minorHAnsi" w:hAnsiTheme="minorHAnsi"/>
+          <w:sz w:val="18"/>
+          <w:szCs w:val="18"/>
+        </w:rPr>
+        <w:t>Sichere</w:t>
+      </w:r>
+      <w:proofErr w:type="spellEnd"/>
+      <w:r>
+        <w:rPr>
+          <w:rFonts w:asciiTheme="minorHAnsi" w:hAnsiTheme="minorHAnsi"/>
+          <w:sz w:val="18"/>
+          <w:szCs w:val="18"/>
+        </w:rPr>
+        <w:t xml:space="preserve"> </w:t>
+      </w:r>
+      <w:proofErr w:type="spellStart"/>
+      <w:r>
+        <w:rPr>
+          <w:rFonts w:asciiTheme="minorHAnsi" w:hAnsiTheme="minorHAnsi"/>
+          <w:sz w:val="18"/>
+          <w:szCs w:val="18"/>
+        </w:rPr>
+        <w:t>Anbindung</w:t>
+      </w:r>
+      <w:proofErr w:type="spellEnd"/>
     </w:p>
     <w:tbl>
       <w:tblPr>
@@ -3656,6 +4521,7 @@
                 <w:szCs w:val="18"/>
               </w:rPr>
             </w:pPr>
+            <w:proofErr w:type="spellStart"/>
             <w:r>
               <w:rPr>
                 <w:sz w:val="18"/>
@@ -3663,6 +4529,7 @@
               </w:rPr>
               <w:t>Kriterium</w:t>
             </w:r>
+            <w:proofErr w:type="spellEnd"/>
           </w:p>
         </w:tc>
         <w:tc>
@@ -3706,6 +4573,70 @@
                 <w:szCs w:val="18"/>
               </w:rPr>
               <w:t>Dedicated / Direct Connect</w:t>
+            </w:r>
+            <w:r>
+              <w:rPr>
+                <w:sz w:val="18"/>
+                <w:szCs w:val="18"/>
+              </w:rPr>
+              <w:t xml:space="preserve">                </w:t>
+            </w:r>
+            <w:proofErr w:type="gramStart"/>
+            <w:r>
+              <w:rPr>
+                <w:sz w:val="18"/>
+                <w:szCs w:val="18"/>
+              </w:rPr>
+              <w:t xml:space="preserve">   (</w:t>
+            </w:r>
+            <w:proofErr w:type="spellStart"/>
+            <w:proofErr w:type="gramEnd"/>
+            <w:r>
+              <w:rPr>
+                <w:sz w:val="18"/>
+                <w:szCs w:val="18"/>
+              </w:rPr>
+              <w:t>Standort-Verbindungen</w:t>
+            </w:r>
+            <w:proofErr w:type="spellEnd"/>
+            <w:r>
+              <w:rPr>
+                <w:sz w:val="18"/>
+                <w:szCs w:val="18"/>
+              </w:rPr>
+              <w:t xml:space="preserve"> </w:t>
+            </w:r>
+            <w:proofErr w:type="spellStart"/>
+            <w:r>
+              <w:rPr>
+                <w:sz w:val="18"/>
+                <w:szCs w:val="18"/>
+              </w:rPr>
+              <w:t>zur</w:t>
+            </w:r>
+            <w:proofErr w:type="spellEnd"/>
+            <w:r>
+              <w:rPr>
+                <w:sz w:val="18"/>
+                <w:szCs w:val="18"/>
+              </w:rPr>
+              <w:t xml:space="preserve"> </w:t>
+            </w:r>
+            <w:proofErr w:type="spellStart"/>
+            <w:r>
+              <w:rPr>
+                <w:sz w:val="18"/>
+                <w:szCs w:val="18"/>
+              </w:rPr>
+              <w:t>Cld</w:t>
+            </w:r>
+            <w:proofErr w:type="spellEnd"/>
+            <w:r>
+              <w:rPr>
+                <w:sz w:val="18"/>
+                <w:szCs w:val="18"/>
+              </w:rPr>
+              <w:t>)</w:t>
             </w:r>
           </w:p>
         </w:tc>
@@ -3727,6 +4658,7 @@
                 <w:szCs w:val="18"/>
               </w:rPr>
             </w:pPr>
+            <w:proofErr w:type="spellStart"/>
             <w:r>
               <w:rPr>
                 <w:b/>
@@ -3745,6 +4677,7 @@
               </w:rPr>
               <w:t>rgsweg</w:t>
             </w:r>
+            <w:proofErr w:type="spellEnd"/>
           </w:p>
         </w:tc>
         <w:tc>
@@ -3769,13 +4702,23 @@
               </w:rPr>
               <w:t xml:space="preserve">Verschlüsselter Tunnel über </w:t>
             </w:r>
-            <w:r>
-              <w:rPr>
-                <w:sz w:val="18"/>
-                <w:szCs w:val="18"/>
-                <w:lang w:val="de-CH"/>
-              </w:rPr>
-              <w:t xml:space="preserve">öffent. </w:t>
+            <w:proofErr w:type="spellStart"/>
+            <w:r>
+              <w:rPr>
+                <w:sz w:val="18"/>
+                <w:szCs w:val="18"/>
+                <w:lang w:val="de-CH"/>
+              </w:rPr>
+              <w:t>öffent</w:t>
+            </w:r>
+            <w:proofErr w:type="spellEnd"/>
+            <w:r>
+              <w:rPr>
+                <w:sz w:val="18"/>
+                <w:szCs w:val="18"/>
+                <w:lang w:val="de-CH"/>
+              </w:rPr>
+              <w:t xml:space="preserve">. </w:t>
             </w:r>
             <w:r>
               <w:rPr>
@@ -3857,7 +4800,25 @@
                 <w:szCs w:val="18"/>
                 <w:lang w:val="de-CH"/>
               </w:rPr>
-              <w:t>Hoch (IPsec-Verschlüsselung); Daten nutzen offenes Internet.</w:t>
+              <w:t>Hoch (</w:t>
+            </w:r>
+            <w:proofErr w:type="spellStart"/>
+            <w:r>
+              <w:rPr>
+                <w:sz w:val="18"/>
+                <w:szCs w:val="18"/>
+                <w:lang w:val="de-CH"/>
+              </w:rPr>
+              <w:t>IPsec</w:t>
+            </w:r>
+            <w:proofErr w:type="spellEnd"/>
+            <w:r>
+              <w:rPr>
+                <w:sz w:val="18"/>
+                <w:szCs w:val="18"/>
+                <w:lang w:val="de-CH"/>
+              </w:rPr>
+              <w:t>-Verschlüsselung); Daten nutzen offenes Internet.</w:t>
             </w:r>
           </w:p>
         </w:tc>
@@ -3881,7 +4842,43 @@
                 <w:szCs w:val="18"/>
                 <w:lang w:val="de-CH"/>
               </w:rPr>
-              <w:t>Maximal; physisch isolierte Leitung am Internet vorbei; optional MACsec.</w:t>
+              <w:t xml:space="preserve">Maximal; physisch isolierte Leitung am Internet vorbei; </w:t>
+            </w:r>
+            <w:proofErr w:type="spellStart"/>
+            <w:r>
+              <w:rPr>
+                <w:sz w:val="18"/>
+                <w:szCs w:val="18"/>
+                <w:lang w:val="de-CH"/>
+              </w:rPr>
+              <w:t>opt</w:t>
+            </w:r>
+            <w:proofErr w:type="spellEnd"/>
+            <w:r>
+              <w:rPr>
+                <w:sz w:val="18"/>
+                <w:szCs w:val="18"/>
+                <w:lang w:val="de-CH"/>
+              </w:rPr>
+              <w:t xml:space="preserve"> </w:t>
+            </w:r>
+            <w:proofErr w:type="spellStart"/>
+            <w:r>
+              <w:rPr>
+                <w:sz w:val="18"/>
+                <w:szCs w:val="18"/>
+                <w:lang w:val="de-CH"/>
+              </w:rPr>
+              <w:t>MACsec</w:t>
+            </w:r>
+            <w:proofErr w:type="spellEnd"/>
+            <w:r>
+              <w:rPr>
+                <w:sz w:val="18"/>
+                <w:szCs w:val="18"/>
+                <w:lang w:val="de-CH"/>
+              </w:rPr>
+              <w:t>.</w:t>
             </w:r>
           </w:p>
         </w:tc>
@@ -3925,15 +4922,35 @@
               <w:rPr>
                 <w:sz w:val="18"/>
                 <w:szCs w:val="18"/>
-              </w:rPr>
-            </w:pPr>
-            <w:r>
-              <w:rPr>
-                <w:sz w:val="18"/>
-                <w:szCs w:val="18"/>
-              </w:rPr>
-              <w:t>Schwankend; Latenz/Bandbreite internetabhängig.</w:t>
-            </w:r>
+                <w:lang w:val="de-CH"/>
+              </w:rPr>
+            </w:pPr>
+            <w:r>
+              <w:rPr>
+                <w:sz w:val="18"/>
+                <w:szCs w:val="18"/>
+                <w:lang w:val="de-CH"/>
+              </w:rPr>
+              <w:t xml:space="preserve">Schwankend; Latenz/Bandbreite </w:t>
+            </w:r>
+            <w:proofErr w:type="spellStart"/>
+            <w:r>
+              <w:rPr>
+                <w:sz w:val="18"/>
+                <w:szCs w:val="18"/>
+                <w:lang w:val="de-CH"/>
+              </w:rPr>
+              <w:t>Internetabh</w:t>
+            </w:r>
+            <w:r>
+              <w:rPr>
+                <w:sz w:val="18"/>
+                <w:szCs w:val="18"/>
+                <w:lang w:val="de-CH"/>
+              </w:rPr>
+              <w:t>äng</w:t>
+            </w:r>
+            <w:proofErr w:type="spellEnd"/>
           </w:p>
         </w:tc>
         <w:tc>
@@ -3999,12 +5016,53 @@
                 <w:szCs w:val="18"/>
               </w:rPr>
             </w:pPr>
-            <w:r>
-              <w:rPr>
-                <w:sz w:val="18"/>
-                <w:szCs w:val="18"/>
-              </w:rPr>
-              <w:t>Günstig; schnelle Einrichtung.</w:t>
+            <w:proofErr w:type="spellStart"/>
+            <w:r>
+              <w:rPr>
+                <w:sz w:val="18"/>
+                <w:szCs w:val="18"/>
+              </w:rPr>
+              <w:t>Günstig</w:t>
+            </w:r>
+            <w:proofErr w:type="spellEnd"/>
+            <w:r>
+              <w:rPr>
+                <w:sz w:val="18"/>
+                <w:szCs w:val="18"/>
+              </w:rPr>
+              <w:t xml:space="preserve">; </w:t>
+            </w:r>
+            <w:proofErr w:type="spellStart"/>
+            <w:r>
+              <w:rPr>
+                <w:sz w:val="18"/>
+                <w:szCs w:val="18"/>
+              </w:rPr>
+              <w:t>schnelle</w:t>
+            </w:r>
+            <w:proofErr w:type="spellEnd"/>
+            <w:r>
+              <w:rPr>
+                <w:sz w:val="18"/>
+                <w:szCs w:val="18"/>
+              </w:rPr>
+              <w:t xml:space="preserve"> </w:t>
+            </w:r>
+            <w:proofErr w:type="spellStart"/>
+            <w:r>
+              <w:rPr>
+                <w:sz w:val="18"/>
+                <w:szCs w:val="18"/>
+              </w:rPr>
+              <w:t>Einrichtung</w:t>
+            </w:r>
+            <w:proofErr w:type="spellEnd"/>
+            <w:r>
+              <w:rPr>
+                <w:sz w:val="18"/>
+                <w:szCs w:val="18"/>
+              </w:rPr>
+              <w:t>.</w:t>
             </w:r>
           </w:p>
         </w:tc>
@@ -4081,7 +5139,7 @@
                 <w:szCs w:val="18"/>
                 <w:lang w:val="de-CH"/>
               </w:rPr>
-              <w:t>Anbindung kleinerer Standorte oder als Backup-Leitung.</w:t>
+              <w:t>Anbindung kleinerer Standorte oder als Backup.</w:t>
             </w:r>
           </w:p>
         </w:tc>
@@ -4098,12 +5156,53 @@
                 <w:szCs w:val="18"/>
               </w:rPr>
             </w:pPr>
-            <w:r>
-              <w:rPr>
-                <w:sz w:val="18"/>
-                <w:szCs w:val="18"/>
-              </w:rPr>
-              <w:t>Hauptrechenzentren mit permanenter Last.</w:t>
+            <w:proofErr w:type="spellStart"/>
+            <w:r>
+              <w:rPr>
+                <w:sz w:val="18"/>
+                <w:szCs w:val="18"/>
+              </w:rPr>
+              <w:t>Hauptrechenzentren</w:t>
+            </w:r>
+            <w:proofErr w:type="spellEnd"/>
+            <w:r>
+              <w:rPr>
+                <w:sz w:val="18"/>
+                <w:szCs w:val="18"/>
+              </w:rPr>
+              <w:t xml:space="preserve"> </w:t>
+            </w:r>
+            <w:proofErr w:type="spellStart"/>
+            <w:r>
+              <w:rPr>
+                <w:sz w:val="18"/>
+                <w:szCs w:val="18"/>
+              </w:rPr>
+              <w:t>mit</w:t>
+            </w:r>
+            <w:proofErr w:type="spellEnd"/>
+            <w:r>
+              <w:rPr>
+                <w:sz w:val="18"/>
+                <w:szCs w:val="18"/>
+              </w:rPr>
+              <w:t xml:space="preserve"> </w:t>
+            </w:r>
+            <w:proofErr w:type="spellStart"/>
+            <w:r>
+              <w:rPr>
+                <w:sz w:val="18"/>
+                <w:szCs w:val="18"/>
+              </w:rPr>
+              <w:t>permanenter</w:t>
+            </w:r>
+            <w:proofErr w:type="spellEnd"/>
+            <w:r>
+              <w:rPr>
+                <w:sz w:val="18"/>
+                <w:szCs w:val="18"/>
+              </w:rPr>
+              <w:t xml:space="preserve"> Last.</w:t>
             </w:r>
           </w:p>
         </w:tc>
@@ -4117,7 +5216,7 @@
           <w:numId w:val="6"/>
         </w:numPr>
         <w:spacing w:before="0" w:after="0"/>
-        <w:ind w:left="0" w:firstLine="0"/>
+        <w:ind w:left="0" w:hanging="142"/>
         <w:rPr>
           <w:sz w:val="18"/>
           <w:szCs w:val="18"/>
@@ -4132,7 +5231,29 @@
           <w:szCs w:val="18"/>
           <w:lang w:val="de-CH"/>
         </w:rPr>
-        <w:t>AWS SiteLink:</w:t>
+        <w:t xml:space="preserve">AWS </w:t>
+      </w:r>
+      <w:proofErr w:type="spellStart"/>
+      <w:r>
+        <w:rPr>
+          <w:b/>
+          <w:bCs/>
+          <w:sz w:val="18"/>
+          <w:szCs w:val="18"/>
+          <w:lang w:val="de-CH"/>
+        </w:rPr>
+        <w:t>SiteLink</w:t>
+      </w:r>
+      <w:proofErr w:type="spellEnd"/>
+      <w:r>
+        <w:rPr>
+          <w:b/>
+          <w:bCs/>
+          <w:sz w:val="18"/>
+          <w:szCs w:val="18"/>
+          <w:lang w:val="de-CH"/>
+        </w:rPr>
+        <w:t>:</w:t>
       </w:r>
       <w:r>
         <w:rPr>
@@ -4167,7 +5288,7 @@
           <w:numId w:val="6"/>
         </w:numPr>
         <w:spacing w:before="0" w:after="0"/>
-        <w:ind w:left="0" w:firstLine="0"/>
+        <w:ind w:left="0" w:hanging="142"/>
         <w:rPr>
           <w:sz w:val="18"/>
           <w:szCs w:val="18"/>
@@ -4192,14 +5313,27 @@
         </w:rPr>
         <w:t xml:space="preserve"> Azure: </w:t>
       </w:r>
+      <w:proofErr w:type="spellStart"/>
       <w:r>
         <w:rPr>
           <w:rStyle w:val="VerbatimChar"/>
-          <w:sz w:val="18"/>
-          <w:szCs w:val="18"/>
-          <w:lang w:val="de-CH"/>
-        </w:rPr>
-        <w:t>Switzerland North</w:t>
+          <w:rFonts w:asciiTheme="minorHAnsi" w:hAnsiTheme="minorHAnsi"/>
+          <w:sz w:val="18"/>
+          <w:szCs w:val="18"/>
+          <w:lang w:val="de-CH"/>
+        </w:rPr>
+        <w:t>Switzerland</w:t>
+      </w:r>
+      <w:proofErr w:type="spellEnd"/>
+      <w:r>
+        <w:rPr>
+          <w:rStyle w:val="VerbatimChar"/>
+          <w:rFonts w:asciiTheme="minorHAnsi" w:hAnsiTheme="minorHAnsi"/>
+          <w:sz w:val="18"/>
+          <w:szCs w:val="18"/>
+          <w:lang w:val="de-CH"/>
+        </w:rPr>
+        <w:t xml:space="preserve"> North</w:t>
       </w:r>
       <w:r>
         <w:rPr>
@@ -4212,6 +5346,7 @@
       <w:r>
         <w:rPr>
           <w:rStyle w:val="VerbatimChar"/>
+          <w:rFonts w:asciiTheme="minorHAnsi" w:hAnsiTheme="minorHAnsi"/>
           <w:sz w:val="18"/>
           <w:szCs w:val="18"/>
           <w:lang w:val="de-CH"/>
@@ -4229,6 +5364,7 @@
       <w:r>
         <w:rPr>
           <w:rStyle w:val="VerbatimChar"/>
+          <w:rFonts w:asciiTheme="minorHAnsi" w:hAnsiTheme="minorHAnsi"/>
           <w:sz w:val="18"/>
           <w:szCs w:val="18"/>
           <w:lang w:val="de-CH"/>
@@ -4246,12 +5382,25 @@
       <w:r>
         <w:rPr>
           <w:rStyle w:val="VerbatimChar"/>
-          <w:sz w:val="18"/>
-          <w:szCs w:val="18"/>
-          <w:lang w:val="de-CH"/>
-        </w:rPr>
-        <w:t>Europe Zurich</w:t>
-      </w:r>
+          <w:rFonts w:asciiTheme="minorHAnsi" w:hAnsiTheme="minorHAnsi"/>
+          <w:sz w:val="18"/>
+          <w:szCs w:val="18"/>
+          <w:lang w:val="de-CH"/>
+        </w:rPr>
+        <w:t xml:space="preserve">Europe </w:t>
+      </w:r>
+      <w:proofErr w:type="spellStart"/>
+      <w:r>
+        <w:rPr>
+          <w:rStyle w:val="VerbatimChar"/>
+          <w:rFonts w:asciiTheme="minorHAnsi" w:hAnsiTheme="minorHAnsi"/>
+          <w:sz w:val="18"/>
+          <w:szCs w:val="18"/>
+          <w:lang w:val="de-CH"/>
+        </w:rPr>
+        <w:t>Zurich</w:t>
+      </w:r>
+      <w:proofErr w:type="spellEnd"/>
       <w:r>
         <w:rPr>
           <w:sz w:val="18"/>
@@ -4263,6 +5412,7 @@
       <w:r>
         <w:rPr>
           <w:rStyle w:val="VerbatimChar"/>
+          <w:rFonts w:asciiTheme="minorHAnsi" w:hAnsiTheme="minorHAnsi"/>
           <w:sz w:val="18"/>
           <w:szCs w:val="18"/>
           <w:lang w:val="de-CH"/>
@@ -4283,21 +5433,27 @@
         <w:pStyle w:val="berschrift1"/>
         <w:spacing w:before="0" w:after="0"/>
         <w:rPr>
+          <w:rFonts w:asciiTheme="minorHAnsi" w:hAnsiTheme="minorHAnsi"/>
           <w:sz w:val="18"/>
           <w:szCs w:val="18"/>
         </w:rPr>
       </w:pPr>
       <w:bookmarkStart w:id="8" w:name="cloud-migration"/>
       <w:bookmarkEnd w:id="7"/>
-      <w:r>
-        <w:rPr>
-          <w:sz w:val="18"/>
-          <w:szCs w:val="18"/>
-        </w:rPr>
+      <w:proofErr w:type="spellStart"/>
+      <w:r>
+        <w:rPr>
+          <w:rFonts w:asciiTheme="minorHAnsi" w:hAnsiTheme="minorHAnsi"/>
+          <w:sz w:val="18"/>
+          <w:szCs w:val="18"/>
+        </w:rPr>
+        <w:lastRenderedPageBreak/>
         <w:t>Cld</w:t>
       </w:r>
-      <w:r>
-        <w:rPr>
+      <w:proofErr w:type="spellEnd"/>
+      <w:r>
+        <w:rPr>
+          <w:rFonts w:asciiTheme="minorHAnsi" w:hAnsiTheme="minorHAnsi"/>
           <w:sz w:val="18"/>
           <w:szCs w:val="18"/>
         </w:rPr>
@@ -4312,13 +5468,14 @@
           <w:numId w:val="7"/>
         </w:numPr>
         <w:spacing w:before="0" w:after="0"/>
-        <w:ind w:left="0" w:firstLine="0"/>
+        <w:ind w:left="0" w:hanging="142"/>
         <w:rPr>
           <w:sz w:val="18"/>
           <w:szCs w:val="18"/>
           <w:lang w:val="de-CH"/>
         </w:rPr>
       </w:pPr>
+      <w:proofErr w:type="spellStart"/>
       <w:r>
         <w:rPr>
           <w:b/>
@@ -4327,7 +5484,18 @@
           <w:szCs w:val="18"/>
           <w:lang w:val="de-CH"/>
         </w:rPr>
-        <w:t>Rehosting (Lift &amp; Shift):</w:t>
+        <w:t>Rehosting</w:t>
+      </w:r>
+      <w:proofErr w:type="spellEnd"/>
+      <w:r>
+        <w:rPr>
+          <w:b/>
+          <w:bCs/>
+          <w:sz w:val="18"/>
+          <w:szCs w:val="18"/>
+          <w:lang w:val="de-CH"/>
+        </w:rPr>
+        <w:t xml:space="preserve"> (Lift &amp; Shift):</w:t>
       </w:r>
       <w:r>
         <w:rPr>
@@ -4337,6 +5505,7 @@
         </w:rPr>
         <w:t xml:space="preserve"> 1:1 Verschiebung in </w:t>
       </w:r>
+      <w:proofErr w:type="spellStart"/>
       <w:r>
         <w:rPr>
           <w:sz w:val="18"/>
@@ -4345,6 +5514,7 @@
         </w:rPr>
         <w:t>Cld</w:t>
       </w:r>
+      <w:proofErr w:type="spellEnd"/>
       <w:r>
         <w:rPr>
           <w:sz w:val="18"/>
@@ -4380,13 +5550,14 @@
           <w:numId w:val="7"/>
         </w:numPr>
         <w:spacing w:before="0" w:after="0"/>
-        <w:ind w:left="0" w:firstLine="0"/>
+        <w:ind w:left="0" w:hanging="142"/>
         <w:rPr>
           <w:sz w:val="18"/>
           <w:szCs w:val="18"/>
           <w:lang w:val="de-CH"/>
         </w:rPr>
       </w:pPr>
+      <w:proofErr w:type="spellStart"/>
       <w:r>
         <w:rPr>
           <w:b/>
@@ -4395,7 +5566,40 @@
           <w:szCs w:val="18"/>
           <w:lang w:val="de-CH"/>
         </w:rPr>
-        <w:t>Replatforming (Lift &amp; Reshape):</w:t>
+        <w:t>Replatforming</w:t>
+      </w:r>
+      <w:proofErr w:type="spellEnd"/>
+      <w:r>
+        <w:rPr>
+          <w:b/>
+          <w:bCs/>
+          <w:sz w:val="18"/>
+          <w:szCs w:val="18"/>
+          <w:lang w:val="de-CH"/>
+        </w:rPr>
+        <w:t xml:space="preserve"> (Lift &amp; </w:t>
+      </w:r>
+      <w:proofErr w:type="spellStart"/>
+      <w:r>
+        <w:rPr>
+          <w:b/>
+          <w:bCs/>
+          <w:sz w:val="18"/>
+          <w:szCs w:val="18"/>
+          <w:lang w:val="de-CH"/>
+        </w:rPr>
+        <w:t>Reshape</w:t>
+      </w:r>
+      <w:proofErr w:type="spellEnd"/>
+      <w:r>
+        <w:rPr>
+          <w:b/>
+          <w:bCs/>
+          <w:sz w:val="18"/>
+          <w:szCs w:val="18"/>
+          <w:lang w:val="de-CH"/>
+        </w:rPr>
+        <w:t>):</w:t>
       </w:r>
       <w:r>
         <w:rPr>
@@ -4405,6 +5609,7 @@
         </w:rPr>
         <w:t xml:space="preserve"> Verschiebung mit minimalen Anpassungen zur Nutzung von </w:t>
       </w:r>
+      <w:proofErr w:type="spellStart"/>
       <w:r>
         <w:rPr>
           <w:sz w:val="18"/>
@@ -4413,13 +5618,50 @@
         </w:rPr>
         <w:t>Cld</w:t>
       </w:r>
-      <w:r>
-        <w:rPr>
-          <w:sz w:val="18"/>
-          <w:szCs w:val="18"/>
-          <w:lang w:val="de-CH"/>
-        </w:rPr>
-        <w:t xml:space="preserve">-Managed-Services (z.B. eigene DB durch Managed DB ersetzen). </w:t>
+      <w:proofErr w:type="spellEnd"/>
+      <w:r>
+        <w:rPr>
+          <w:sz w:val="18"/>
+          <w:szCs w:val="18"/>
+          <w:lang w:val="de-CH"/>
+        </w:rPr>
+        <w:t>-</w:t>
+      </w:r>
+      <w:proofErr w:type="spellStart"/>
+      <w:r>
+        <w:rPr>
+          <w:sz w:val="18"/>
+          <w:szCs w:val="18"/>
+          <w:lang w:val="de-CH"/>
+        </w:rPr>
+        <w:t>Managed</w:t>
+      </w:r>
+      <w:proofErr w:type="spellEnd"/>
+      <w:r>
+        <w:rPr>
+          <w:sz w:val="18"/>
+          <w:szCs w:val="18"/>
+          <w:lang w:val="de-CH"/>
+        </w:rPr>
+        <w:t xml:space="preserve">-Services (z.B. eigene DB durch </w:t>
+      </w:r>
+      <w:proofErr w:type="spellStart"/>
+      <w:r>
+        <w:rPr>
+          <w:sz w:val="18"/>
+          <w:szCs w:val="18"/>
+          <w:lang w:val="de-CH"/>
+        </w:rPr>
+        <w:t>Managed</w:t>
+      </w:r>
+      <w:proofErr w:type="spellEnd"/>
+      <w:r>
+        <w:rPr>
+          <w:sz w:val="18"/>
+          <w:szCs w:val="18"/>
+          <w:lang w:val="de-CH"/>
+        </w:rPr>
+        <w:t xml:space="preserve"> DB ersetzen). </w:t>
       </w:r>
       <w:r>
         <w:rPr>
@@ -4469,6 +5711,7 @@
                 <w:szCs w:val="18"/>
               </w:rPr>
             </w:pPr>
+            <w:proofErr w:type="spellStart"/>
             <w:r>
               <w:rPr>
                 <w:sz w:val="18"/>
@@ -4476,6 +5719,7 @@
               </w:rPr>
               <w:t>Kriterium</w:t>
             </w:r>
+            <w:proofErr w:type="spellEnd"/>
           </w:p>
         </w:tc>
         <w:tc>
@@ -4518,7 +5762,23 @@
                 <w:sz w:val="18"/>
                 <w:szCs w:val="18"/>
               </w:rPr>
-              <w:t>Lift &amp; Reshape (Replatforming)</w:t>
+              <w:t>Lift &amp; Reshape (</w:t>
+            </w:r>
+            <w:proofErr w:type="spellStart"/>
+            <w:r>
+              <w:rPr>
+                <w:sz w:val="18"/>
+                <w:szCs w:val="18"/>
+              </w:rPr>
+              <w:t>Replatforming</w:t>
+            </w:r>
+            <w:proofErr w:type="spellEnd"/>
+            <w:r>
+              <w:rPr>
+                <w:sz w:val="18"/>
+                <w:szCs w:val="18"/>
+              </w:rPr>
+              <w:t>)</w:t>
             </w:r>
           </w:p>
         </w:tc>
@@ -4540,6 +5800,7 @@
                 <w:szCs w:val="18"/>
               </w:rPr>
             </w:pPr>
+            <w:proofErr w:type="spellStart"/>
             <w:r>
               <w:rPr>
                 <w:b/>
@@ -4547,7 +5808,17 @@
                 <w:sz w:val="18"/>
                 <w:szCs w:val="18"/>
               </w:rPr>
-              <w:t>Aufwand / Risiko</w:t>
+              <w:t>Aufwand</w:t>
+            </w:r>
+            <w:proofErr w:type="spellEnd"/>
+            <w:r>
+              <w:rPr>
+                <w:b/>
+                <w:bCs/>
+                <w:sz w:val="18"/>
+                <w:szCs w:val="18"/>
+              </w:rPr>
+              <w:t xml:space="preserve"> / Risiko</w:t>
             </w:r>
           </w:p>
         </w:tc>
@@ -4691,6 +5962,7 @@
                 <w:szCs w:val="18"/>
               </w:rPr>
             </w:pPr>
+            <w:proofErr w:type="spellStart"/>
             <w:r>
               <w:rPr>
                 <w:b/>
@@ -4698,17 +5970,9 @@
                 <w:sz w:val="18"/>
                 <w:szCs w:val="18"/>
               </w:rPr>
-              <w:t>Cld</w:t>
-            </w:r>
-            <w:r>
-              <w:rPr>
-                <w:b/>
-                <w:bCs/>
-                <w:sz w:val="18"/>
-                <w:szCs w:val="18"/>
-              </w:rPr>
-              <w:t>-Nutzen</w:t>
-            </w:r>
+              <w:t>Cld-Nutzen</w:t>
+            </w:r>
+            <w:proofErr w:type="spellEnd"/>
           </w:p>
         </w:tc>
         <w:tc>
@@ -4755,7 +6019,25 @@
                 <w:szCs w:val="18"/>
                 <w:lang w:val="de-CH"/>
               </w:rPr>
-              <w:t>Mittel; Managed Backups und automatische Betriebssystem-Patches.</w:t>
+              <w:t xml:space="preserve">Mittel; </w:t>
+            </w:r>
+            <w:proofErr w:type="spellStart"/>
+            <w:r>
+              <w:rPr>
+                <w:sz w:val="18"/>
+                <w:szCs w:val="18"/>
+                <w:lang w:val="de-CH"/>
+              </w:rPr>
+              <w:t>Managed</w:t>
+            </w:r>
+            <w:proofErr w:type="spellEnd"/>
+            <w:r>
+              <w:rPr>
+                <w:sz w:val="18"/>
+                <w:szCs w:val="18"/>
+                <w:lang w:val="de-CH"/>
+              </w:rPr>
+              <w:t xml:space="preserve"> Backups und automatische Betriebssystem-Patches.</w:t>
             </w:r>
           </w:p>
         </w:tc>
@@ -4766,37 +6048,32 @@
         <w:pStyle w:val="berschrift1"/>
         <w:spacing w:before="0" w:after="0"/>
         <w:rPr>
+          <w:rFonts w:asciiTheme="minorHAnsi" w:hAnsiTheme="minorHAnsi"/>
           <w:sz w:val="18"/>
           <w:szCs w:val="18"/>
         </w:rPr>
       </w:pPr>
       <w:bookmarkStart w:id="9" w:name="fehlersuche-performance"/>
       <w:bookmarkEnd w:id="8"/>
-      <w:r>
-        <w:rPr>
-          <w:sz w:val="18"/>
-          <w:szCs w:val="18"/>
-        </w:rPr>
-        <w:t>Fehlersuche &amp; Performance</w:t>
-      </w:r>
-    </w:p>
-    <w:p>
-      <w:pPr>
-        <w:pStyle w:val="berschrift3"/>
-        <w:spacing w:before="0" w:after="0"/>
-        <w:rPr>
-          <w:sz w:val="18"/>
-          <w:szCs w:val="18"/>
-        </w:rPr>
-      </w:pPr>
+      <w:proofErr w:type="spellStart"/>
+      <w:r>
+        <w:rPr>
+          <w:rFonts w:asciiTheme="minorHAnsi" w:hAnsiTheme="minorHAnsi"/>
+          <w:sz w:val="18"/>
+          <w:szCs w:val="18"/>
+        </w:rPr>
+        <w:t>Fehlersuche</w:t>
+      </w:r>
+      <w:proofErr w:type="spellEnd"/>
+      <w:r>
+        <w:rPr>
+          <w:rFonts w:asciiTheme="minorHAnsi" w:hAnsiTheme="minorHAnsi"/>
+          <w:sz w:val="18"/>
+          <w:szCs w:val="18"/>
+        </w:rPr>
+        <w:t xml:space="preserve"> &amp; Performance</w:t>
+      </w:r>
       <w:bookmarkStart w:id="10" w:name="diagnostischer-leitfaden"/>
-      <w:r>
-        <w:rPr>
-          <w:sz w:val="18"/>
-          <w:szCs w:val="18"/>
-        </w:rPr>
-        <w:t>Diagnostischer Leitfaden</w:t>
-      </w:r>
     </w:p>
     <w:tbl>
       <w:tblPr>
@@ -4871,12 +6148,62 @@
                 <w:szCs w:val="18"/>
               </w:rPr>
             </w:pPr>
+            <w:proofErr w:type="spellStart"/>
             <w:r>
               <w:rPr>
                 <w:sz w:val="18"/>
                 <w:szCs w:val="18"/>
               </w:rPr>
               <w:t>Massnahme</w:t>
+            </w:r>
+            <w:proofErr w:type="spellEnd"/>
+            <w:r>
+              <w:rPr>
+                <w:sz w:val="18"/>
+                <w:szCs w:val="18"/>
+              </w:rPr>
+              <w:t xml:space="preserve">                                        </w:t>
+            </w:r>
+            <w:proofErr w:type="gramStart"/>
+            <w:r>
+              <w:rPr>
+                <w:sz w:val="18"/>
+                <w:szCs w:val="18"/>
+              </w:rPr>
+              <w:t xml:space="preserve">   (</w:t>
+            </w:r>
+            <w:proofErr w:type="spellStart"/>
+            <w:proofErr w:type="gramEnd"/>
+            <w:r>
+              <w:rPr>
+                <w:sz w:val="18"/>
+                <w:szCs w:val="18"/>
+              </w:rPr>
+              <w:t>Diagnostischer</w:t>
+            </w:r>
+            <w:proofErr w:type="spellEnd"/>
+            <w:r>
+              <w:rPr>
+                <w:sz w:val="18"/>
+                <w:szCs w:val="18"/>
+              </w:rPr>
+              <w:t xml:space="preserve"> </w:t>
+            </w:r>
+            <w:proofErr w:type="spellStart"/>
+            <w:r>
+              <w:rPr>
+                <w:sz w:val="18"/>
+                <w:szCs w:val="18"/>
+              </w:rPr>
+              <w:t>Leitfaden</w:t>
+            </w:r>
+            <w:proofErr w:type="spellEnd"/>
+            <w:r>
+              <w:rPr>
+                <w:sz w:val="18"/>
+                <w:szCs w:val="18"/>
+              </w:rPr>
+              <w:t>)</w:t>
             </w:r>
           </w:p>
         </w:tc>
@@ -4905,7 +6232,27 @@
                 <w:sz w:val="18"/>
                 <w:szCs w:val="18"/>
               </w:rPr>
-              <w:t>App nicht erreichbar.</w:t>
+              <w:t xml:space="preserve">App nicht </w:t>
+            </w:r>
+            <w:proofErr w:type="spellStart"/>
+            <w:r>
+              <w:rPr>
+                <w:b/>
+                <w:bCs/>
+                <w:sz w:val="18"/>
+                <w:szCs w:val="18"/>
+              </w:rPr>
+              <w:t>erreichbar</w:t>
+            </w:r>
+            <w:proofErr w:type="spellEnd"/>
+            <w:r>
+              <w:rPr>
+                <w:b/>
+                <w:bCs/>
+                <w:sz w:val="18"/>
+                <w:szCs w:val="18"/>
+              </w:rPr>
+              <w:t>.</w:t>
             </w:r>
           </w:p>
         </w:tc>
@@ -4927,8 +6274,25 @@
                 <w:sz w:val="18"/>
                 <w:szCs w:val="18"/>
               </w:rPr>
-              <w:t xml:space="preserve">Port-Mapping falsch; </w:t>
-            </w:r>
+              <w:t xml:space="preserve">Port-Mapping </w:t>
+            </w:r>
+            <w:proofErr w:type="spellStart"/>
+            <w:r>
+              <w:rPr>
+                <w:sz w:val="18"/>
+                <w:szCs w:val="18"/>
+              </w:rPr>
+              <w:t>falsch</w:t>
+            </w:r>
+            <w:proofErr w:type="spellEnd"/>
+            <w:r>
+              <w:rPr>
+                <w:sz w:val="18"/>
+                <w:szCs w:val="18"/>
+              </w:rPr>
+              <w:t xml:space="preserve">; </w:t>
+            </w:r>
+            <w:proofErr w:type="spellStart"/>
             <w:r>
               <w:rPr>
                 <w:sz w:val="18"/>
@@ -4936,12 +6300,45 @@
               </w:rPr>
               <w:t>Cld</w:t>
             </w:r>
-            <w:r>
-              <w:rPr>
-                <w:sz w:val="18"/>
-                <w:szCs w:val="18"/>
-              </w:rPr>
-              <w:t>-Firewall blockiert; LB-Health-Check fehlgeschlagen.</w:t>
+            <w:proofErr w:type="spellEnd"/>
+            <w:r>
+              <w:rPr>
+                <w:sz w:val="18"/>
+                <w:szCs w:val="18"/>
+              </w:rPr>
+              <w:t xml:space="preserve">-Firewall </w:t>
+            </w:r>
+            <w:proofErr w:type="spellStart"/>
+            <w:r>
+              <w:rPr>
+                <w:sz w:val="18"/>
+                <w:szCs w:val="18"/>
+              </w:rPr>
+              <w:t>blockiert</w:t>
+            </w:r>
+            <w:proofErr w:type="spellEnd"/>
+            <w:r>
+              <w:rPr>
+                <w:sz w:val="18"/>
+                <w:szCs w:val="18"/>
+              </w:rPr>
+              <w:t xml:space="preserve">; LB-Health-Check </w:t>
+            </w:r>
+            <w:proofErr w:type="spellStart"/>
+            <w:r>
+              <w:rPr>
+                <w:sz w:val="18"/>
+                <w:szCs w:val="18"/>
+              </w:rPr>
+              <w:t>fehlgeschlagen</w:t>
+            </w:r>
+            <w:proofErr w:type="spellEnd"/>
+            <w:r>
+              <w:rPr>
+                <w:sz w:val="18"/>
+                <w:szCs w:val="18"/>
+              </w:rPr>
+              <w:t>.</w:t>
             </w:r>
           </w:p>
         </w:tc>
@@ -4963,7 +6360,71 @@
                 <w:sz w:val="18"/>
                 <w:szCs w:val="18"/>
               </w:rPr>
-              <w:t>Inbound-Rules prüfen; Port-Mapping verifizieren; Health-Check-Pfad anpassen.</w:t>
+              <w:t xml:space="preserve">Inbound-Rules </w:t>
+            </w:r>
+            <w:proofErr w:type="spellStart"/>
+            <w:r>
+              <w:rPr>
+                <w:sz w:val="18"/>
+                <w:szCs w:val="18"/>
+              </w:rPr>
+              <w:t>prüfen</w:t>
+            </w:r>
+            <w:proofErr w:type="spellEnd"/>
+            <w:r>
+              <w:rPr>
+                <w:sz w:val="18"/>
+                <w:szCs w:val="18"/>
+              </w:rPr>
+              <w:t xml:space="preserve">; Port-Mapping </w:t>
+            </w:r>
+            <w:proofErr w:type="spellStart"/>
+            <w:r>
+              <w:rPr>
+                <w:sz w:val="18"/>
+                <w:szCs w:val="18"/>
+              </w:rPr>
+              <w:t>verifizieren</w:t>
+            </w:r>
+            <w:proofErr w:type="spellEnd"/>
+            <w:r>
+              <w:rPr>
+                <w:sz w:val="18"/>
+                <w:szCs w:val="18"/>
+              </w:rPr>
+              <w:t>; Health-Check-</w:t>
+            </w:r>
+            <w:proofErr w:type="spellStart"/>
+            <w:r>
+              <w:rPr>
+                <w:sz w:val="18"/>
+                <w:szCs w:val="18"/>
+              </w:rPr>
+              <w:t>Pfad</w:t>
+            </w:r>
+            <w:proofErr w:type="spellEnd"/>
+            <w:r>
+              <w:rPr>
+                <w:sz w:val="18"/>
+                <w:szCs w:val="18"/>
+              </w:rPr>
+              <w:t xml:space="preserve"> </w:t>
+            </w:r>
+            <w:proofErr w:type="spellStart"/>
+            <w:r>
+              <w:rPr>
+                <w:sz w:val="18"/>
+                <w:szCs w:val="18"/>
+              </w:rPr>
+              <w:t>anpassen</w:t>
+            </w:r>
+            <w:proofErr w:type="spellEnd"/>
+            <w:r>
+              <w:rPr>
+                <w:sz w:val="18"/>
+                <w:szCs w:val="18"/>
+              </w:rPr>
+              <w:t>.</w:t>
             </w:r>
           </w:p>
         </w:tc>
@@ -4994,6 +6455,7 @@
             <w:r>
               <w:rPr>
                 <w:rStyle w:val="VerbatimChar"/>
+                <w:rFonts w:asciiTheme="minorHAnsi" w:hAnsiTheme="minorHAnsi"/>
                 <w:b/>
                 <w:bCs/>
                 <w:sz w:val="18"/>
@@ -5057,14 +6519,16 @@
                 <w:lang w:val="de-CH"/>
               </w:rPr>
             </w:pPr>
-            <w:r>
-              <w:rPr>
-                <w:sz w:val="18"/>
-                <w:szCs w:val="18"/>
-                <w:lang w:val="de-CH"/>
-              </w:rPr>
-              <w:t>Contnr</w:t>
-            </w:r>
+            <w:proofErr w:type="spellStart"/>
+            <w:r>
+              <w:rPr>
+                <w:sz w:val="18"/>
+                <w:szCs w:val="18"/>
+                <w:lang w:val="de-CH"/>
+              </w:rPr>
+              <w:t>Ctr</w:t>
+            </w:r>
+            <w:proofErr w:type="spellEnd"/>
             <w:r>
               <w:rPr>
                 <w:sz w:val="18"/>
@@ -5150,16 +6614,36 @@
                 <w:szCs w:val="18"/>
                 <w:lang w:val="de-CH"/>
               </w:rPr>
-              <w:t xml:space="preserve">Auto-Scaling (horizontale Skalierung) einrichten; </w:t>
-            </w:r>
-            <w:r>
-              <w:rPr>
-                <w:sz w:val="18"/>
-                <w:szCs w:val="18"/>
-                <w:lang w:val="de-CH"/>
-              </w:rPr>
-              <w:t>Contnr</w:t>
-            </w:r>
+              <w:t>Auto-</w:t>
+            </w:r>
+            <w:proofErr w:type="spellStart"/>
+            <w:r>
+              <w:rPr>
+                <w:sz w:val="18"/>
+                <w:szCs w:val="18"/>
+                <w:lang w:val="de-CH"/>
+              </w:rPr>
+              <w:t>Scaling</w:t>
+            </w:r>
+            <w:proofErr w:type="spellEnd"/>
+            <w:r>
+              <w:rPr>
+                <w:sz w:val="18"/>
+                <w:szCs w:val="18"/>
+                <w:lang w:val="de-CH"/>
+              </w:rPr>
+              <w:t xml:space="preserve"> (horizontale Skalierung) einrichten; </w:t>
+            </w:r>
+            <w:proofErr w:type="spellStart"/>
+            <w:r>
+              <w:rPr>
+                <w:sz w:val="18"/>
+                <w:szCs w:val="18"/>
+                <w:lang w:val="de-CH"/>
+              </w:rPr>
+              <w:t>Ctr</w:t>
+            </w:r>
+            <w:proofErr w:type="spellEnd"/>
             <w:r>
               <w:rPr>
                 <w:sz w:val="18"/>
@@ -5192,7 +6676,47 @@
                 <w:sz w:val="18"/>
                 <w:szCs w:val="18"/>
               </w:rPr>
-              <w:t>DB-Abfragen schleichend.</w:t>
+              <w:t>DB-</w:t>
+            </w:r>
+            <w:proofErr w:type="spellStart"/>
+            <w:r>
+              <w:rPr>
+                <w:b/>
+                <w:bCs/>
+                <w:sz w:val="18"/>
+                <w:szCs w:val="18"/>
+              </w:rPr>
+              <w:t>Abfragen</w:t>
+            </w:r>
+            <w:proofErr w:type="spellEnd"/>
+            <w:r>
+              <w:rPr>
+                <w:b/>
+                <w:bCs/>
+                <w:sz w:val="18"/>
+                <w:szCs w:val="18"/>
+              </w:rPr>
+              <w:t xml:space="preserve"> </w:t>
+            </w:r>
+            <w:proofErr w:type="spellStart"/>
+            <w:r>
+              <w:rPr>
+                <w:b/>
+                <w:bCs/>
+                <w:sz w:val="18"/>
+                <w:szCs w:val="18"/>
+              </w:rPr>
+              <w:t>schleichend</w:t>
+            </w:r>
+            <w:proofErr w:type="spellEnd"/>
+            <w:r>
+              <w:rPr>
+                <w:b/>
+                <w:bCs/>
+                <w:sz w:val="18"/>
+                <w:szCs w:val="18"/>
+              </w:rPr>
+              <w:t>.</w:t>
             </w:r>
           </w:p>
         </w:tc>
@@ -5257,12 +6781,37 @@
       </w:pPr>
       <w:bookmarkStart w:id="11" w:name="validierung-testwesen-hermes"/>
       <w:bookmarkEnd w:id="10"/>
-      <w:r>
-        <w:rPr>
-          <w:sz w:val="18"/>
-          <w:szCs w:val="18"/>
-        </w:rPr>
-        <w:t>Validierung &amp; Testwesen (HERMES)</w:t>
+      <w:proofErr w:type="spellStart"/>
+      <w:r>
+        <w:rPr>
+          <w:sz w:val="18"/>
+          <w:szCs w:val="18"/>
+        </w:rPr>
+        <w:t>Validierung</w:t>
+      </w:r>
+      <w:proofErr w:type="spellEnd"/>
+      <w:r>
+        <w:rPr>
+          <w:sz w:val="18"/>
+          <w:szCs w:val="18"/>
+        </w:rPr>
+        <w:t xml:space="preserve"> &amp; </w:t>
+      </w:r>
+      <w:proofErr w:type="spellStart"/>
+      <w:r>
+        <w:rPr>
+          <w:sz w:val="18"/>
+          <w:szCs w:val="18"/>
+        </w:rPr>
+        <w:t>Testwesen</w:t>
+      </w:r>
+      <w:proofErr w:type="spellEnd"/>
+      <w:r>
+        <w:rPr>
+          <w:sz w:val="18"/>
+          <w:szCs w:val="18"/>
+        </w:rPr>
+        <w:t xml:space="preserve"> (HERMES)</w:t>
       </w:r>
     </w:p>
     <w:p>
@@ -5273,7 +6822,7 @@
           <w:numId w:val="8"/>
         </w:numPr>
         <w:spacing w:before="0" w:after="0"/>
-        <w:ind w:left="0" w:firstLine="0"/>
+        <w:ind w:left="0" w:hanging="142"/>
         <w:rPr>
           <w:sz w:val="18"/>
           <w:szCs w:val="18"/>
@@ -5307,7 +6856,7 @@
           <w:numId w:val="8"/>
         </w:numPr>
         <w:spacing w:before="0" w:after="0"/>
-        <w:ind w:left="0" w:firstLine="0"/>
+        <w:ind w:left="0" w:hanging="142"/>
         <w:rPr>
           <w:sz w:val="18"/>
           <w:szCs w:val="18"/>
@@ -5350,14 +6899,16 @@
         </w:rPr>
         <w:t xml:space="preserve"> Login-Funktion (FT01), Loadbalancing-Wechsel (FT02), Datei-Upload (FT03), Datenpersistenz nach </w:t>
       </w:r>
-      <w:r>
-        <w:rPr>
-          <w:sz w:val="18"/>
-          <w:szCs w:val="18"/>
-          <w:lang w:val="de-CH"/>
-        </w:rPr>
-        <w:t>Contnr</w:t>
-      </w:r>
+      <w:proofErr w:type="spellStart"/>
+      <w:r>
+        <w:rPr>
+          <w:sz w:val="18"/>
+          <w:szCs w:val="18"/>
+          <w:lang w:val="de-CH"/>
+        </w:rPr>
+        <w:t>Ctr</w:t>
+      </w:r>
+      <w:proofErr w:type="spellEnd"/>
       <w:r>
         <w:rPr>
           <w:sz w:val="18"/>
@@ -5375,7 +6926,7 @@
           <w:numId w:val="8"/>
         </w:numPr>
         <w:spacing w:before="0" w:after="0"/>
-        <w:ind w:left="0" w:firstLine="0"/>
+        <w:ind w:left="0" w:hanging="142"/>
         <w:rPr>
           <w:sz w:val="18"/>
           <w:szCs w:val="18"/>
@@ -5416,27 +6967,33 @@
           <w:szCs w:val="18"/>
           <w:lang w:val="de-CH"/>
         </w:rPr>
-        <w:t xml:space="preserve"> Ausfallsicherheit bei VM-Stopp (NFT01), DB-Port-Blockierung von aussen (NFT02), Ladezeit unter 2s (NFT03), Idle-Ressourcenverbrauch (NFT04).</w:t>
-      </w:r>
-    </w:p>
-    <w:p>
-      <w:pPr>
-        <w:pStyle w:val="berschrift1"/>
-        <w:spacing w:before="0" w:after="0"/>
-        <w:rPr>
-          <w:sz w:val="18"/>
-          <w:szCs w:val="18"/>
-        </w:rPr>
-      </w:pPr>
-      <w:bookmarkStart w:id="12" w:name="datenplattformen"/>
-      <w:bookmarkEnd w:id="9"/>
-      <w:bookmarkEnd w:id="11"/>
-      <w:r>
-        <w:rPr>
-          <w:sz w:val="18"/>
-          <w:szCs w:val="18"/>
-        </w:rPr>
-        <w:t>Datenplattformen</w:t>
+        <w:t xml:space="preserve"> Ausfallsicherheit bei VM-Stopp (NFT01), DB-Port-Blockierung von aussen (NFT02), Ladezeit unter 2s (NFT03), Idle-</w:t>
+      </w:r>
+      <w:proofErr w:type="spellStart"/>
+      <w:r>
+        <w:rPr>
+          <w:sz w:val="18"/>
+          <w:szCs w:val="18"/>
+          <w:lang w:val="de-CH"/>
+        </w:rPr>
+        <w:t>Ressourcen</w:t>
+      </w:r>
+      <w:r>
+        <w:rPr>
+          <w:sz w:val="18"/>
+          <w:szCs w:val="18"/>
+          <w:lang w:val="de-CH"/>
+        </w:rPr>
+        <w:t>Usage</w:t>
+      </w:r>
+      <w:proofErr w:type="spellEnd"/>
+      <w:r>
+        <w:rPr>
+          <w:sz w:val="18"/>
+          <w:szCs w:val="18"/>
+          <w:lang w:val="de-CH"/>
+        </w:rPr>
+        <w:t xml:space="preserve"> (NFT04).</w:t>
       </w:r>
     </w:p>
     <w:p>
@@ -5448,7 +7005,10 @@
           <w:szCs w:val="18"/>
         </w:rPr>
       </w:pPr>
+      <w:bookmarkStart w:id="12" w:name="datenplattformen"/>
       <w:bookmarkStart w:id="13" w:name="matrix-data-lake-vs.-data-warehouse-dwh"/>
+      <w:bookmarkEnd w:id="9"/>
+      <w:bookmarkEnd w:id="11"/>
       <w:r>
         <w:rPr>
           <w:sz w:val="18"/>
@@ -5466,8 +7026,8 @@
       </w:tblPr>
       <w:tblGrid>
         <w:gridCol w:w="1479"/>
-        <w:gridCol w:w="5329"/>
-        <w:gridCol w:w="4514"/>
+        <w:gridCol w:w="5150"/>
+        <w:gridCol w:w="4693"/>
       </w:tblGrid>
       <w:tr>
         <w:trPr>
@@ -5475,17 +7035,18 @@
         </w:trPr>
         <w:tc>
           <w:tcPr>
-            <w:tcW w:w="1035" w:type="dxa"/>
-          </w:tcPr>
-          <w:p>
-            <w:pPr>
-              <w:pStyle w:val="Compact"/>
-              <w:spacing w:before="0" w:after="0"/>
-              <w:rPr>
-                <w:sz w:val="18"/>
-                <w:szCs w:val="18"/>
-              </w:rPr>
-            </w:pPr>
+            <w:tcW w:w="1479" w:type="dxa"/>
+          </w:tcPr>
+          <w:p>
+            <w:pPr>
+              <w:pStyle w:val="Compact"/>
+              <w:spacing w:before="0" w:after="0"/>
+              <w:rPr>
+                <w:sz w:val="18"/>
+                <w:szCs w:val="18"/>
+              </w:rPr>
+            </w:pPr>
+            <w:proofErr w:type="spellStart"/>
             <w:r>
               <w:rPr>
                 <w:sz w:val="18"/>
@@ -5493,11 +7054,12 @@
               </w:rPr>
               <w:t>Kriterium</w:t>
             </w:r>
-          </w:p>
-        </w:tc>
-        <w:tc>
-          <w:tcPr>
-            <w:tcW w:w="3727" w:type="dxa"/>
+            <w:proofErr w:type="spellEnd"/>
+          </w:p>
+        </w:tc>
+        <w:tc>
+          <w:tcPr>
+            <w:tcW w:w="5150" w:type="dxa"/>
           </w:tcPr>
           <w:p>
             <w:pPr>
@@ -5519,7 +7081,7 @@
         </w:tc>
         <w:tc>
           <w:tcPr>
-            <w:tcW w:w="3157" w:type="dxa"/>
+            <w:tcW w:w="4693" w:type="dxa"/>
           </w:tcPr>
           <w:p>
             <w:pPr>
@@ -5546,17 +7108,18 @@
         </w:trPr>
         <w:tc>
           <w:tcPr>
-            <w:tcW w:w="1035" w:type="dxa"/>
-          </w:tcPr>
-          <w:p>
-            <w:pPr>
-              <w:pStyle w:val="Compact"/>
-              <w:spacing w:before="0" w:after="0"/>
-              <w:rPr>
-                <w:sz w:val="18"/>
-                <w:szCs w:val="18"/>
-              </w:rPr>
-            </w:pPr>
+            <w:tcW w:w="1479" w:type="dxa"/>
+          </w:tcPr>
+          <w:p>
+            <w:pPr>
+              <w:pStyle w:val="Compact"/>
+              <w:spacing w:before="0" w:after="0"/>
+              <w:rPr>
+                <w:sz w:val="18"/>
+                <w:szCs w:val="18"/>
+              </w:rPr>
+            </w:pPr>
+            <w:proofErr w:type="spellStart"/>
             <w:r>
               <w:rPr>
                 <w:b/>
@@ -5566,11 +7129,12 @@
               </w:rPr>
               <w:t>Datentyp</w:t>
             </w:r>
-          </w:p>
-        </w:tc>
-        <w:tc>
-          <w:tcPr>
-            <w:tcW w:w="3727" w:type="dxa"/>
+            <w:proofErr w:type="spellEnd"/>
+          </w:p>
+        </w:tc>
+        <w:tc>
+          <w:tcPr>
+            <w:tcW w:w="5150" w:type="dxa"/>
           </w:tcPr>
           <w:p>
             <w:pPr>
@@ -5594,7 +7158,7 @@
         </w:tc>
         <w:tc>
           <w:tcPr>
-            <w:tcW w:w="3157" w:type="dxa"/>
+            <w:tcW w:w="4693" w:type="dxa"/>
           </w:tcPr>
           <w:p>
             <w:pPr>
@@ -5620,7 +7184,7 @@
       <w:tr>
         <w:tc>
           <w:tcPr>
-            <w:tcW w:w="1035" w:type="dxa"/>
+            <w:tcW w:w="1479" w:type="dxa"/>
           </w:tcPr>
           <w:p>
             <w:pPr>
@@ -5644,7 +7208,7 @@
         </w:tc>
         <w:tc>
           <w:tcPr>
-            <w:tcW w:w="3727" w:type="dxa"/>
+            <w:tcW w:w="5150" w:type="dxa"/>
           </w:tcPr>
           <w:p>
             <w:pPr>
@@ -5668,7 +7232,7 @@
         </w:tc>
         <w:tc>
           <w:tcPr>
-            <w:tcW w:w="3157" w:type="dxa"/>
+            <w:tcW w:w="4693" w:type="dxa"/>
           </w:tcPr>
           <w:p>
             <w:pPr>
@@ -5697,17 +7261,18 @@
         </w:trPr>
         <w:tc>
           <w:tcPr>
-            <w:tcW w:w="1035" w:type="dxa"/>
-          </w:tcPr>
-          <w:p>
-            <w:pPr>
-              <w:pStyle w:val="Compact"/>
-              <w:spacing w:before="0" w:after="0"/>
-              <w:rPr>
-                <w:sz w:val="18"/>
-                <w:szCs w:val="18"/>
-              </w:rPr>
-            </w:pPr>
+            <w:tcW w:w="1479" w:type="dxa"/>
+          </w:tcPr>
+          <w:p>
+            <w:pPr>
+              <w:pStyle w:val="Compact"/>
+              <w:spacing w:before="0" w:after="0"/>
+              <w:rPr>
+                <w:sz w:val="18"/>
+                <w:szCs w:val="18"/>
+              </w:rPr>
+            </w:pPr>
+            <w:proofErr w:type="spellStart"/>
             <w:r>
               <w:rPr>
                 <w:b/>
@@ -5717,11 +7282,12 @@
               </w:rPr>
               <w:t>Verarbeitung</w:t>
             </w:r>
-          </w:p>
-        </w:tc>
-        <w:tc>
-          <w:tcPr>
-            <w:tcW w:w="3727" w:type="dxa"/>
+            <w:proofErr w:type="spellEnd"/>
+          </w:p>
+        </w:tc>
+        <w:tc>
+          <w:tcPr>
+            <w:tcW w:w="5150" w:type="dxa"/>
           </w:tcPr>
           <w:p>
             <w:pPr>
@@ -5743,7 +7309,7 @@
         </w:tc>
         <w:tc>
           <w:tcPr>
-            <w:tcW w:w="3157" w:type="dxa"/>
+            <w:tcW w:w="4693" w:type="dxa"/>
           </w:tcPr>
           <w:p>
             <w:pPr>
@@ -5767,17 +7333,19 @@
       <w:tr>
         <w:tc>
           <w:tcPr>
-            <w:tcW w:w="1035" w:type="dxa"/>
-          </w:tcPr>
-          <w:p>
-            <w:pPr>
-              <w:pStyle w:val="Compact"/>
-              <w:spacing w:before="0" w:after="0"/>
-              <w:rPr>
-                <w:sz w:val="18"/>
-                <w:szCs w:val="18"/>
-              </w:rPr>
-            </w:pPr>
+            <w:tcW w:w="1479" w:type="dxa"/>
+          </w:tcPr>
+          <w:p>
+            <w:pPr>
+              <w:pStyle w:val="Compact"/>
+              <w:spacing w:before="0" w:after="0"/>
+              <w:rPr>
+                <w:sz w:val="18"/>
+                <w:szCs w:val="18"/>
+              </w:rPr>
+            </w:pPr>
+            <w:proofErr w:type="spellStart"/>
+            <w:proofErr w:type="gramStart"/>
             <w:r>
               <w:rPr>
                 <w:b/>
@@ -5785,13 +7353,24 @@
                 <w:sz w:val="18"/>
                 <w:szCs w:val="18"/>
               </w:rPr>
-              <w:t>Kosten &amp; Eignung</w:t>
-            </w:r>
-          </w:p>
-        </w:tc>
-        <w:tc>
-          <w:tcPr>
-            <w:tcW w:w="3727" w:type="dxa"/>
+              <w:t>Cost&amp;</w:t>
+            </w:r>
+            <w:proofErr w:type="gramEnd"/>
+            <w:r>
+              <w:rPr>
+                <w:b/>
+                <w:bCs/>
+                <w:sz w:val="18"/>
+                <w:szCs w:val="18"/>
+              </w:rPr>
+              <w:t>Eignung</w:t>
+            </w:r>
+            <w:proofErr w:type="spellEnd"/>
+          </w:p>
+        </w:tc>
+        <w:tc>
+          <w:tcPr>
+            <w:tcW w:w="5150" w:type="dxa"/>
           </w:tcPr>
           <w:p>
             <w:pPr>
@@ -5815,25 +7394,59 @@
         </w:tc>
         <w:tc>
           <w:tcPr>
-            <w:tcW w:w="3157" w:type="dxa"/>
-          </w:tcPr>
-          <w:p>
-            <w:pPr>
-              <w:pStyle w:val="Compact"/>
-              <w:spacing w:before="0" w:after="0"/>
-              <w:rPr>
-                <w:sz w:val="18"/>
-                <w:szCs w:val="18"/>
-                <w:lang w:val="de-CH"/>
-              </w:rPr>
-            </w:pPr>
-            <w:r>
-              <w:rPr>
-                <w:sz w:val="18"/>
-                <w:szCs w:val="18"/>
-                <w:lang w:val="de-CH"/>
-              </w:rPr>
-              <w:t>Höher (Compute-Optimiert); für Business Intelligence/Reports.</w:t>
+            <w:tcW w:w="4693" w:type="dxa"/>
+          </w:tcPr>
+          <w:p>
+            <w:pPr>
+              <w:pStyle w:val="Compact"/>
+              <w:spacing w:before="0" w:after="0"/>
+              <w:rPr>
+                <w:sz w:val="18"/>
+                <w:szCs w:val="18"/>
+                <w:lang w:val="de-CH"/>
+              </w:rPr>
+            </w:pPr>
+            <w:r>
+              <w:rPr>
+                <w:sz w:val="18"/>
+                <w:szCs w:val="18"/>
+                <w:lang w:val="de-CH"/>
+              </w:rPr>
+              <w:t>Höher (</w:t>
+            </w:r>
+            <w:proofErr w:type="spellStart"/>
+            <w:r>
+              <w:rPr>
+                <w:sz w:val="18"/>
+                <w:szCs w:val="18"/>
+                <w:lang w:val="de-CH"/>
+              </w:rPr>
+              <w:t>Compute</w:t>
+            </w:r>
+            <w:proofErr w:type="spellEnd"/>
+            <w:r>
+              <w:rPr>
+                <w:sz w:val="18"/>
+                <w:szCs w:val="18"/>
+                <w:lang w:val="de-CH"/>
+              </w:rPr>
+              <w:t xml:space="preserve">-Optimiert); für </w:t>
+            </w:r>
+            <w:r>
+              <w:rPr>
+                <w:sz w:val="18"/>
+                <w:szCs w:val="18"/>
+                <w:lang w:val="de-CH"/>
+              </w:rPr>
+              <w:t>BI</w:t>
+            </w:r>
+            <w:r>
+              <w:rPr>
+                <w:sz w:val="18"/>
+                <w:szCs w:val="18"/>
+                <w:lang w:val="de-CH"/>
+              </w:rPr>
+              <w:t>/Reports.</w:t>
             </w:r>
           </w:p>
         </w:tc>
@@ -5844,17 +7457,18 @@
         </w:trPr>
         <w:tc>
           <w:tcPr>
-            <w:tcW w:w="1035" w:type="dxa"/>
-          </w:tcPr>
-          <w:p>
-            <w:pPr>
-              <w:pStyle w:val="Compact"/>
-              <w:spacing w:before="0" w:after="0"/>
-              <w:rPr>
-                <w:sz w:val="18"/>
-                <w:szCs w:val="18"/>
-              </w:rPr>
-            </w:pPr>
+            <w:tcW w:w="1479" w:type="dxa"/>
+          </w:tcPr>
+          <w:p>
+            <w:pPr>
+              <w:pStyle w:val="Compact"/>
+              <w:spacing w:before="0" w:after="0"/>
+              <w:rPr>
+                <w:sz w:val="18"/>
+                <w:szCs w:val="18"/>
+              </w:rPr>
+            </w:pPr>
+            <w:proofErr w:type="spellStart"/>
             <w:r>
               <w:rPr>
                 <w:b/>
@@ -5864,53 +7478,138 @@
               </w:rPr>
               <w:t>Praxisbeispiel</w:t>
             </w:r>
-          </w:p>
-        </w:tc>
-        <w:tc>
-          <w:tcPr>
-            <w:tcW w:w="3727" w:type="dxa"/>
-          </w:tcPr>
-          <w:p>
-            <w:pPr>
-              <w:pStyle w:val="Compact"/>
-              <w:spacing w:before="0" w:after="0"/>
-              <w:rPr>
-                <w:sz w:val="18"/>
-                <w:szCs w:val="18"/>
-                <w:lang w:val="de-CH"/>
-              </w:rPr>
-            </w:pPr>
-            <w:r>
-              <w:rPr>
-                <w:sz w:val="18"/>
-                <w:szCs w:val="18"/>
-                <w:lang w:val="de-CH"/>
-              </w:rPr>
-              <w:t>IoT-Sensor-Telemetriedaten ungefiltert speichern für ML-Wartungsmodelle.</w:t>
-            </w:r>
-          </w:p>
-        </w:tc>
-        <w:tc>
-          <w:tcPr>
-            <w:tcW w:w="3157" w:type="dxa"/>
-          </w:tcPr>
-          <w:p>
-            <w:pPr>
-              <w:pStyle w:val="Compact"/>
-              <w:spacing w:before="0" w:after="0"/>
-              <w:rPr>
-                <w:sz w:val="18"/>
-                <w:szCs w:val="18"/>
-                <w:lang w:val="de-CH"/>
-              </w:rPr>
-            </w:pPr>
-            <w:r>
-              <w:rPr>
-                <w:sz w:val="18"/>
-                <w:szCs w:val="18"/>
-                <w:lang w:val="de-CH"/>
-              </w:rPr>
-              <w:t>Verkaufs- und CRM-Daten zusammenführen für Quartalsberichte.</w:t>
+            <w:proofErr w:type="spellEnd"/>
+          </w:p>
+        </w:tc>
+        <w:tc>
+          <w:tcPr>
+            <w:tcW w:w="5150" w:type="dxa"/>
+          </w:tcPr>
+          <w:p>
+            <w:pPr>
+              <w:pStyle w:val="Compact"/>
+              <w:spacing w:before="0" w:after="0"/>
+              <w:rPr>
+                <w:sz w:val="18"/>
+                <w:szCs w:val="18"/>
+                <w:lang w:val="de-CH"/>
+              </w:rPr>
+            </w:pPr>
+            <w:r>
+              <w:rPr>
+                <w:sz w:val="18"/>
+                <w:szCs w:val="18"/>
+                <w:lang w:val="de-CH"/>
+              </w:rPr>
+              <w:t>IoT-Sensor-</w:t>
+            </w:r>
+            <w:r>
+              <w:rPr>
+                <w:sz w:val="18"/>
+                <w:szCs w:val="18"/>
+                <w:lang w:val="de-CH"/>
+              </w:rPr>
+              <w:t>D</w:t>
+            </w:r>
+            <w:r>
+              <w:rPr>
+                <w:sz w:val="18"/>
+                <w:szCs w:val="18"/>
+                <w:lang w:val="de-CH"/>
+              </w:rPr>
+              <w:t>aten ungefiltert speichern für ML-</w:t>
+            </w:r>
+            <w:proofErr w:type="spellStart"/>
+            <w:proofErr w:type="gramStart"/>
+            <w:r>
+              <w:rPr>
+                <w:sz w:val="18"/>
+                <w:szCs w:val="18"/>
+                <w:lang w:val="de-CH"/>
+              </w:rPr>
+              <w:t>Wartungs</w:t>
+            </w:r>
+            <w:r>
+              <w:rPr>
+                <w:sz w:val="18"/>
+                <w:szCs w:val="18"/>
+                <w:lang w:val="de-CH"/>
+              </w:rPr>
+              <w:t>mod</w:t>
+            </w:r>
+            <w:proofErr w:type="spellEnd"/>
+            <w:r>
+              <w:rPr>
+                <w:sz w:val="18"/>
+                <w:szCs w:val="18"/>
+                <w:lang w:val="de-CH"/>
+              </w:rPr>
+              <w:t>.</w:t>
+            </w:r>
+            <w:r>
+              <w:rPr>
+                <w:sz w:val="18"/>
+                <w:szCs w:val="18"/>
+                <w:lang w:val="de-CH"/>
+              </w:rPr>
+              <w:t>.</w:t>
+            </w:r>
+            <w:proofErr w:type="gramEnd"/>
+          </w:p>
+        </w:tc>
+        <w:tc>
+          <w:tcPr>
+            <w:tcW w:w="4693" w:type="dxa"/>
+          </w:tcPr>
+          <w:p>
+            <w:pPr>
+              <w:pStyle w:val="Compact"/>
+              <w:spacing w:before="0" w:after="0"/>
+              <w:rPr>
+                <w:sz w:val="18"/>
+                <w:szCs w:val="18"/>
+                <w:lang w:val="de-CH"/>
+              </w:rPr>
+            </w:pPr>
+            <w:r>
+              <w:rPr>
+                <w:sz w:val="18"/>
+                <w:szCs w:val="18"/>
+                <w:lang w:val="de-CH"/>
+              </w:rPr>
+              <w:t xml:space="preserve">Verkaufs- und CRM-Daten </w:t>
+            </w:r>
+            <w:r>
+              <w:rPr>
+                <w:sz w:val="18"/>
+                <w:szCs w:val="18"/>
+                <w:lang w:val="de-CH"/>
+              </w:rPr>
+              <w:t>kombinieren</w:t>
+            </w:r>
+            <w:r>
+              <w:rPr>
+                <w:sz w:val="18"/>
+                <w:szCs w:val="18"/>
+                <w:lang w:val="de-CH"/>
+              </w:rPr>
+              <w:t xml:space="preserve"> für </w:t>
+            </w:r>
+            <w:r>
+              <w:rPr>
+                <w:sz w:val="18"/>
+                <w:szCs w:val="18"/>
+                <w:lang w:val="de-CH"/>
+              </w:rPr>
+              <w:t>Q-Reports</w:t>
+            </w:r>
+            <w:r>
+              <w:rPr>
+                <w:sz w:val="18"/>
+                <w:szCs w:val="18"/>
+                <w:lang w:val="de-CH"/>
+              </w:rPr>
+              <w:t>.</w:t>
             </w:r>
           </w:p>
         </w:tc>
@@ -5924,10 +7623,11 @@
           <w:numId w:val="9"/>
         </w:numPr>
         <w:spacing w:before="0" w:after="0"/>
-        <w:ind w:left="0" w:firstLine="0"/>
-        <w:rPr>
-          <w:sz w:val="18"/>
-          <w:szCs w:val="18"/>
+        <w:ind w:left="0" w:hanging="142"/>
+        <w:rPr>
+          <w:sz w:val="18"/>
+          <w:szCs w:val="18"/>
+          <w:lang w:val="de-CH"/>
         </w:rPr>
       </w:pPr>
       <w:r>
@@ -5982,7 +7682,23 @@
           <w:szCs w:val="18"/>
           <w:lang w:val="de-CH"/>
         </w:rPr>
-        <w:t xml:space="preserve"> JSON, XML, YAML (Key-Value). </w:t>
+        <w:t xml:space="preserve"> JSON, XML, (K</w:t>
+      </w:r>
+      <w:r>
+        <w:rPr>
+          <w:sz w:val="18"/>
+          <w:szCs w:val="18"/>
+          <w:lang w:val="de-CH"/>
+        </w:rPr>
+        <w:t>:</w:t>
+      </w:r>
+      <w:r>
+        <w:rPr>
+          <w:sz w:val="18"/>
+          <w:szCs w:val="18"/>
+          <w:lang w:val="de-CH"/>
+        </w:rPr>
+        <w:t xml:space="preserve">V). </w:t>
       </w:r>
       <w:r>
         <w:rPr>
@@ -5990,6 +7706,7 @@
           <w:iCs/>
           <w:sz w:val="18"/>
           <w:szCs w:val="18"/>
+          <w:lang w:val="de-CH"/>
         </w:rPr>
         <w:t>Unstrukturierte Daten:</w:t>
       </w:r>
@@ -5997,6 +7714,7 @@
         <w:rPr>
           <w:sz w:val="18"/>
           <w:szCs w:val="18"/>
+          <w:lang w:val="de-CH"/>
         </w:rPr>
         <w:t xml:space="preserve"> PDFs, Bilder, Videos (Blobs).</w:t>
       </w:r>
@@ -6009,7 +7727,7 @@
           <w:numId w:val="9"/>
         </w:numPr>
         <w:spacing w:before="0" w:after="0"/>
-        <w:ind w:left="0" w:firstLine="0"/>
+        <w:ind w:left="0" w:hanging="142"/>
         <w:rPr>
           <w:sz w:val="18"/>
           <w:szCs w:val="18"/>
@@ -6032,7 +7750,25 @@
           <w:szCs w:val="18"/>
           <w:lang w:val="de-CH"/>
         </w:rPr>
-        <w:t xml:space="preserve"> Personenbezogene Daten unterliegen dem DSG. Vorgaben: Zweckbindung (Nutzung nur für deklarierten Zweck), Datensparsamkeit, Privacy by Design/Default (datenschutzfreundliche Voreinstellungen), Recht auf Auskunft/Löschung.</w:t>
+        <w:t xml:space="preserve"> Personenbezogene Daten unterliegen dem DSG. Vorgaben: Zweckbindung (Nutzung nur für deklarierten Zweck), Datensparsamkeit, Privacy </w:t>
+      </w:r>
+      <w:proofErr w:type="spellStart"/>
+      <w:r>
+        <w:rPr>
+          <w:sz w:val="18"/>
+          <w:szCs w:val="18"/>
+          <w:lang w:val="de-CH"/>
+        </w:rPr>
+        <w:t>by</w:t>
+      </w:r>
+      <w:proofErr w:type="spellEnd"/>
+      <w:r>
+        <w:rPr>
+          <w:sz w:val="18"/>
+          <w:szCs w:val="18"/>
+          <w:lang w:val="de-CH"/>
+        </w:rPr>
+        <w:t xml:space="preserve"> Design/Default (datenschutzfreundliche Voreinstellungen), Recht auf Auskunft/Löschung.</w:t>
       </w:r>
       <w:bookmarkEnd w:id="12"/>
       <w:bookmarkEnd w:id="13"/>
@@ -6062,14 +7798,53 @@
           <w:sz w:val="18"/>
           <w:szCs w:val="18"/>
         </w:rPr>
-        <w:t>D = docker, c = compose, Cld = clo</w:t>
-      </w:r>
-      <w:r>
-        <w:rPr>
-          <w:sz w:val="18"/>
-          <w:szCs w:val="18"/>
-        </w:rPr>
-        <w:t>ud</w:t>
+        <w:t xml:space="preserve">D = docker, c = compose, </w:t>
+      </w:r>
+      <w:proofErr w:type="spellStart"/>
+      <w:r>
+        <w:rPr>
+          <w:sz w:val="18"/>
+          <w:szCs w:val="18"/>
+        </w:rPr>
+        <w:t>Cld</w:t>
+      </w:r>
+      <w:proofErr w:type="spellEnd"/>
+      <w:r>
+        <w:rPr>
+          <w:sz w:val="18"/>
+          <w:szCs w:val="18"/>
+        </w:rPr>
+        <w:t xml:space="preserve"> = cloud</w:t>
+      </w:r>
+      <w:r>
+        <w:rPr>
+          <w:sz w:val="18"/>
+          <w:szCs w:val="18"/>
+        </w:rPr>
+        <w:t>, Ctr = container</w:t>
+      </w:r>
+      <w:r>
+        <w:rPr>
+          <w:sz w:val="18"/>
+          <w:szCs w:val="18"/>
+        </w:rPr>
+        <w:t xml:space="preserve">, Arch = </w:t>
+      </w:r>
+      <w:proofErr w:type="spellStart"/>
+      <w:r>
+        <w:rPr>
+          <w:sz w:val="18"/>
+          <w:szCs w:val="18"/>
+        </w:rPr>
+        <w:t>Architektur</w:t>
+      </w:r>
+      <w:proofErr w:type="spellEnd"/>
+      <w:r>
+        <w:rPr>
+          <w:sz w:val="18"/>
+          <w:szCs w:val="18"/>
+        </w:rPr>
+        <w:t>, opt = optional</w:t>
       </w:r>
     </w:p>
     <w:sectPr>
@@ -6077,7 +7852,7 @@
         <w:numRestart w:val="eachSect"/>
       </w:footnotePr>
       <w:pgSz w:w="12240" w:h="15840"/>
-      <w:pgMar w:top="567" w:right="567" w:bottom="567" w:left="567" w:header="720" w:footer="720" w:gutter="0"/>
+      <w:pgMar w:top="426" w:right="567" w:bottom="567" w:left="567" w:header="720" w:footer="720" w:gutter="0"/>
       <w:cols w:space="720"/>
       <w:docGrid w:linePitch="326"/>
     </w:sectPr>
